--- a/brand_templates/PECH_PRESENTATION_TEMPLATE.docx
+++ b/brand_templates/PECH_PRESENTATION_TEMPLATE.docx
@@ -2,21 +2,108 @@
 <file path=word/document.xml><?xml version="1.0" encoding="utf-8"?>
 <w:document xmlns:w="http://schemas.openxmlformats.org/wordprocessingml/2006/main" xmlns:m="http://schemas.openxmlformats.org/officeDocument/2006/math" xmlns:r="http://schemas.openxmlformats.org/officeDocument/2006/relationships" xmlns:o="urn:schemas-microsoft-com:office:office" xmlns:v="urn:schemas-microsoft-com:vml" xmlns:w10="urn:schemas-microsoft-com:office:word" xmlns:a="http://schemas.openxmlformats.org/drawingml/2006/main" xmlns:pic="http://schemas.openxmlformats.org/drawingml/2006/picture" xmlns:wp="http://schemas.openxmlformats.org/drawingml/2006/wordprocessingDrawing">
   <w:body>
+    <w:p>
+      <w:pPr>
+        <w:pBdr>
+          <w:top w:val="single" w:sz="12" w:space="1" w:color="00BFFF"/>
+          <w:bottom w:val="single" w:sz="36" w:space="0" w:color="F5A623"/>
+        </w:pBdr>
+        <w:spacing w:before="0" w:after="240"/>
+      </w:pPr>
+    </w:p>
+    <w:p>
+      <w:pPr>
+        <w:pBdr>
+          <w:bottom w:val="single" w:sz="6" w:space="1" w:color="00BFFF"/>
+        </w:pBdr>
+        <w:spacing w:before="0" w:after="120"/>
+      </w:pPr>
+    </w:p>
+    <w:p>
+      <w:pPr>
+        <w:jc w:val="center"/>
+        <w:spacing w:before="0" w:after="60"/>
+      </w:pPr>
+      <w:r>
+        <w:rPr>
+          <w:i/>
+          <w:color w:val="E08A00"/>
+          <w:sz w:val="18"/>
+          <w:szCs w:val="18"/>
+        </w:rPr>
+        <w:t>Technology &amp; Infrastructure Enablers for Africa</w:t>
+      </w:r>
+    </w:p>
+    <w:p>
+      <w:pPr>
+        <w:jc w:val="center"/>
+        <w:spacing w:before="200" w:after="40"/>
+      </w:pPr>
+      <w:r>
+        <w:rPr>
+          <w:b/>
+          <w:color w:val="0099CC"/>
+          <w:sz w:val="28"/>
+          <w:szCs w:val="28"/>
+        </w:rPr>
+        <w:t>PECH GROUP HOLDINGS LTD</w:t>
+      </w:r>
+    </w:p>
+    <w:p>
+      <w:pPr>
+        <w:pBdr>
+          <w:top w:val="single" w:sz="36" w:space="0" w:color="F5A623"/>
+          <w:bottom w:val="single" w:sz="12" w:space="1" w:color="00BFFF"/>
+        </w:pBdr>
+        <w:spacing w:after="0"/>
+      </w:pPr>
+    </w:p>
     <w:bookmarkStart w:id="34" w:name="X089c56278057c727a3441d5fa6e54040b7fc6b6"/>
     <w:p>
       <w:pPr>
         <w:pStyle w:val="Heading1"/>
+        <w:rPr>
+          <w:color w:val="0099CC"/>
+        </w:rPr>
+        <w:pBdr>
+          <w:bottom w:val="single" w:sz="18" w:space="2" w:color="F5A623"/>
+        </w:pBdr>
       </w:pPr>
       <w:r>
+        <w:rPr>
+          <w:b/>
+          <w:color w:val="0099CC"/>
+          <w:sz w:val="44"/>
+        </w:rPr>
         <w:t xml:space="preserve">PECH GROUP HOLDINGS LTD — PRESENTATION TEMPLATE GUIDE</w:t>
       </w:r>
     </w:p>
     <w:bookmarkStart w:id="22" w:name="design-specifications"/>
     <w:p>
       <w:pPr>
+        <w:pBdr>
+          <w:top w:val="single" w:sz="18" w:space="1" w:color="F5A623"/>
+          <w:bottom w:val="single" w:sz="6" w:space="1" w:color="0099CC"/>
+        </w:pBdr>
+        <w:spacing w:before="200" w:after="200"/>
+      </w:pPr>
+    </w:p>
+    <w:p>
+      <w:pPr>
         <w:pStyle w:val="Heading2"/>
+        <w:rPr>
+          <w:color w:val="0099CC"/>
+        </w:rPr>
+        <w:pBdr>
+          <w:bottom w:val="single" w:sz="6" w:space="2" w:color="00BFFF"/>
+        </w:pBdr>
       </w:pPr>
       <w:r>
+        <w:rPr>
+          <w:b/>
+          <w:color w:val="0099CC"/>
+          <w:sz w:val="32"/>
+        </w:rPr>
         <w:t xml:space="preserve">Design Specifications</w:t>
       </w:r>
     </w:p>
@@ -31,8 +118,16 @@
     <w:p>
       <w:pPr>
         <w:pStyle w:val="Heading3"/>
+        <w:rPr>
+          <w:color w:val="E08A00"/>
+        </w:rPr>
       </w:pPr>
       <w:r>
+        <w:rPr>
+          <w:b/>
+          <w:color w:val="E08A00"/>
+          <w:sz w:val="26"/>
+        </w:rPr>
         <w:t xml:space="preserve">Global Settings</w:t>
       </w:r>
     </w:p>
@@ -42,6 +137,14 @@
         <w:tblW w:type="auto" w:w="0"/>
         <w:tblLook w:firstRow="1" w:lastRow="0" w:firstColumn="0" w:lastColumn="0" w:noHBand="0" w:noVBand="0" w:val="0020"/>
         <w:jc w:val="start"/>
+        <w:tblBorders>
+          <w:top w:val="single" w:sz="4" w:space="0" w:color="B0D4E8"/>
+          <w:left w:val="single" w:sz="4" w:space="0" w:color="B0D4E8"/>
+          <w:bottom w:val="single" w:sz="4" w:space="0" w:color="B0D4E8"/>
+          <w:right w:val="single" w:sz="4" w:space="0" w:color="B0D4E8"/>
+          <w:insideH w:val="single" w:sz="4" w:space="0" w:color="B0D4E8"/>
+          <w:insideV w:val="single" w:sz="4" w:space="0" w:color="B0D4E8"/>
+        </w:tblBorders>
       </w:tblPr>
       <w:tblGrid>
         <w:gridCol w:w="3960"/>
@@ -52,25 +155,39 @@
           <w:tblHeader w:val="true"/>
         </w:trPr>
         <w:tc>
-          <w:tcPr/>
-          <w:p>
-            <w:pPr>
-              <w:pStyle w:val="Compact"/>
-              <w:jc w:val="left"/>
-            </w:pPr>
-            <w:r>
+          <w:tcPr>
+            <w:shd w:fill="0099CC" w:val="clear"/>
+          </w:tcPr>
+          <w:p>
+            <w:pPr>
+              <w:pStyle w:val="Compact"/>
+              <w:jc w:val="left"/>
+            </w:pPr>
+            <w:r>
+              <w:rPr>
+                <w:b/>
+                <w:color w:val="FFFFFF"/>
+                <w:sz w:val="20"/>
+              </w:rPr>
               <w:t xml:space="preserve">Property</w:t>
             </w:r>
           </w:p>
         </w:tc>
         <w:tc>
-          <w:tcPr/>
-          <w:p>
-            <w:pPr>
-              <w:pStyle w:val="Compact"/>
-              <w:jc w:val="left"/>
-            </w:pPr>
-            <w:r>
+          <w:tcPr>
+            <w:shd w:fill="0099CC" w:val="clear"/>
+          </w:tcPr>
+          <w:p>
+            <w:pPr>
+              <w:pStyle w:val="Compact"/>
+              <w:jc w:val="left"/>
+            </w:pPr>
+            <w:r>
+              <w:rPr>
+                <w:b/>
+                <w:color w:val="FFFFFF"/>
+                <w:sz w:val="20"/>
+              </w:rPr>
               <w:t xml:space="preserve">Value</w:t>
             </w:r>
           </w:p>
@@ -78,7 +195,9 @@
       </w:tr>
       <w:tr>
         <w:tc>
-          <w:tcPr/>
+          <w:tcPr>
+            <w:shd w:fill="FFFFFF" w:val="clear"/>
+          </w:tcPr>
           <w:p>
             <w:pPr>
               <w:pStyle w:val="Compact"/>
@@ -88,19 +207,27 @@
               <w:rPr>
                 <w:bCs/>
                 <w:b/>
+                <w:color w:val="1A1A1A"/>
+                <w:sz w:val="19"/>
               </w:rPr>
               <w:t xml:space="preserve">Aspect Ratio:</w:t>
             </w:r>
           </w:p>
         </w:tc>
         <w:tc>
-          <w:tcPr/>
-          <w:p>
-            <w:pPr>
-              <w:pStyle w:val="Compact"/>
-              <w:jc w:val="left"/>
-            </w:pPr>
-            <w:r>
+          <w:tcPr>
+            <w:shd w:fill="FFFFFF" w:val="clear"/>
+          </w:tcPr>
+          <w:p>
+            <w:pPr>
+              <w:pStyle w:val="Compact"/>
+              <w:jc w:val="left"/>
+            </w:pPr>
+            <w:r>
+              <w:rPr>
+                <w:color w:val="1A1A1A"/>
+                <w:sz w:val="19"/>
+              </w:rPr>
               <w:t xml:space="preserve">16:9 (Widescreen)</w:t>
             </w:r>
           </w:p>
@@ -108,7 +235,9 @@
       </w:tr>
       <w:tr>
         <w:tc>
-          <w:tcPr/>
+          <w:tcPr>
+            <w:shd w:fill="E8F8FF" w:val="clear"/>
+          </w:tcPr>
           <w:p>
             <w:pPr>
               <w:pStyle w:val="Compact"/>
@@ -118,19 +247,27 @@
               <w:rPr>
                 <w:bCs/>
                 <w:b/>
+                <w:color w:val="1A1A1A"/>
+                <w:sz w:val="19"/>
               </w:rPr>
               <w:t xml:space="preserve">Dimensions:</w:t>
             </w:r>
           </w:p>
         </w:tc>
         <w:tc>
-          <w:tcPr/>
-          <w:p>
-            <w:pPr>
-              <w:pStyle w:val="Compact"/>
-              <w:jc w:val="left"/>
-            </w:pPr>
-            <w:r>
+          <w:tcPr>
+            <w:shd w:fill="E8F8FF" w:val="clear"/>
+          </w:tcPr>
+          <w:p>
+            <w:pPr>
+              <w:pStyle w:val="Compact"/>
+              <w:jc w:val="left"/>
+            </w:pPr>
+            <w:r>
+              <w:rPr>
+                <w:color w:val="1A1A1A"/>
+                <w:sz w:val="19"/>
+              </w:rPr>
               <w:t xml:space="preserve">1920 x 1080 px (or 33.87cm x 19.05cm)</w:t>
             </w:r>
           </w:p>
@@ -138,7 +275,9 @@
       </w:tr>
       <w:tr>
         <w:tc>
-          <w:tcPr/>
+          <w:tcPr>
+            <w:shd w:fill="FFFFFF" w:val="clear"/>
+          </w:tcPr>
           <w:p>
             <w:pPr>
               <w:pStyle w:val="Compact"/>
@@ -148,19 +287,27 @@
               <w:rPr>
                 <w:bCs/>
                 <w:b/>
+                <w:color w:val="1A1A1A"/>
+                <w:sz w:val="19"/>
               </w:rPr>
               <w:t xml:space="preserve">Primary Font (Headings):</w:t>
             </w:r>
           </w:p>
         </w:tc>
         <w:tc>
-          <w:tcPr/>
-          <w:p>
-            <w:pPr>
-              <w:pStyle w:val="Compact"/>
-              <w:jc w:val="left"/>
-            </w:pPr>
-            <w:r>
+          <w:tcPr>
+            <w:shd w:fill="FFFFFF" w:val="clear"/>
+          </w:tcPr>
+          <w:p>
+            <w:pPr>
+              <w:pStyle w:val="Compact"/>
+              <w:jc w:val="left"/>
+            </w:pPr>
+            <w:r>
+              <w:rPr>
+                <w:color w:val="1A1A1A"/>
+                <w:sz w:val="19"/>
+              </w:rPr>
               <w:t xml:space="preserve">Montserrat Bold</w:t>
             </w:r>
           </w:p>
@@ -168,7 +315,9 @@
       </w:tr>
       <w:tr>
         <w:tc>
-          <w:tcPr/>
+          <w:tcPr>
+            <w:shd w:fill="E8F8FF" w:val="clear"/>
+          </w:tcPr>
           <w:p>
             <w:pPr>
               <w:pStyle w:val="Compact"/>
@@ -178,19 +327,27 @@
               <w:rPr>
                 <w:bCs/>
                 <w:b/>
+                <w:color w:val="1A1A1A"/>
+                <w:sz w:val="19"/>
               </w:rPr>
               <w:t xml:space="preserve">Secondary Font (Body):</w:t>
             </w:r>
           </w:p>
         </w:tc>
         <w:tc>
-          <w:tcPr/>
-          <w:p>
-            <w:pPr>
-              <w:pStyle w:val="Compact"/>
-              <w:jc w:val="left"/>
-            </w:pPr>
-            <w:r>
+          <w:tcPr>
+            <w:shd w:fill="E8F8FF" w:val="clear"/>
+          </w:tcPr>
+          <w:p>
+            <w:pPr>
+              <w:pStyle w:val="Compact"/>
+              <w:jc w:val="left"/>
+            </w:pPr>
+            <w:r>
+              <w:rPr>
+                <w:color w:val="1A1A1A"/>
+                <w:sz w:val="19"/>
+              </w:rPr>
               <w:t xml:space="preserve">Open Sans Regular</w:t>
             </w:r>
           </w:p>
@@ -198,7 +355,9 @@
       </w:tr>
       <w:tr>
         <w:tc>
-          <w:tcPr/>
+          <w:tcPr>
+            <w:shd w:fill="FFFFFF" w:val="clear"/>
+          </w:tcPr>
           <w:p>
             <w:pPr>
               <w:pStyle w:val="Compact"/>
@@ -208,19 +367,27 @@
               <w:rPr>
                 <w:bCs/>
                 <w:b/>
+                <w:color w:val="1A1A1A"/>
+                <w:sz w:val="19"/>
               </w:rPr>
               <w:t xml:space="preserve">Fallback Fonts:</w:t>
             </w:r>
           </w:p>
         </w:tc>
         <w:tc>
-          <w:tcPr/>
-          <w:p>
-            <w:pPr>
-              <w:pStyle w:val="Compact"/>
-              <w:jc w:val="left"/>
-            </w:pPr>
-            <w:r>
+          <w:tcPr>
+            <w:shd w:fill="FFFFFF" w:val="clear"/>
+          </w:tcPr>
+          <w:p>
+            <w:pPr>
+              <w:pStyle w:val="Compact"/>
+              <w:jc w:val="left"/>
+            </w:pPr>
+            <w:r>
+              <w:rPr>
+                <w:color w:val="1A1A1A"/>
+                <w:sz w:val="19"/>
+              </w:rPr>
               <w:t xml:space="preserve">Arial, Helvetica, sans-serif</w:t>
             </w:r>
           </w:p>
@@ -232,8 +399,16 @@
     <w:p>
       <w:pPr>
         <w:pStyle w:val="Heading3"/>
+        <w:rPr>
+          <w:color w:val="E08A00"/>
+        </w:rPr>
       </w:pPr>
       <w:r>
+        <w:rPr>
+          <w:b/>
+          <w:color w:val="E08A00"/>
+          <w:sz w:val="26"/>
+        </w:rPr>
         <w:t xml:space="preserve">Color Palette</w:t>
       </w:r>
     </w:p>
@@ -243,6 +418,14 @@
         <w:tblW w:type="pct" w:w="5000"/>
         <w:tblLook w:firstRow="1" w:lastRow="0" w:firstColumn="0" w:lastColumn="0" w:noHBand="0" w:noVBand="0" w:val="0020"/>
         <w:jc w:val="start"/>
+        <w:tblBorders>
+          <w:top w:val="single" w:sz="4" w:space="0" w:color="B0D4E8"/>
+          <w:left w:val="single" w:sz="4" w:space="0" w:color="B0D4E8"/>
+          <w:bottom w:val="single" w:sz="4" w:space="0" w:color="B0D4E8"/>
+          <w:right w:val="single" w:sz="4" w:space="0" w:color="B0D4E8"/>
+          <w:insideH w:val="single" w:sz="4" w:space="0" w:color="B0D4E8"/>
+          <w:insideV w:val="single" w:sz="4" w:space="0" w:color="B0D4E8"/>
+        </w:tblBorders>
       </w:tblPr>
       <w:tblGrid>
         <w:gridCol w:w="1980"/>
@@ -255,49 +438,77 @@
           <w:tblHeader w:val="true"/>
         </w:trPr>
         <w:tc>
-          <w:tcPr/>
-          <w:p>
-            <w:pPr>
-              <w:pStyle w:val="Compact"/>
-              <w:jc w:val="left"/>
-            </w:pPr>
-            <w:r>
+          <w:tcPr>
+            <w:shd w:fill="0099CC" w:val="clear"/>
+          </w:tcPr>
+          <w:p>
+            <w:pPr>
+              <w:pStyle w:val="Compact"/>
+              <w:jc w:val="left"/>
+            </w:pPr>
+            <w:r>
+              <w:rPr>
+                <w:b/>
+                <w:color w:val="FFFFFF"/>
+                <w:sz w:val="20"/>
+              </w:rPr>
               <w:t xml:space="preserve">Color Name</w:t>
             </w:r>
           </w:p>
         </w:tc>
         <w:tc>
-          <w:tcPr/>
-          <w:p>
-            <w:pPr>
-              <w:pStyle w:val="Compact"/>
-              <w:jc w:val="left"/>
-            </w:pPr>
-            <w:r>
+          <w:tcPr>
+            <w:shd w:fill="0099CC" w:val="clear"/>
+          </w:tcPr>
+          <w:p>
+            <w:pPr>
+              <w:pStyle w:val="Compact"/>
+              <w:jc w:val="left"/>
+            </w:pPr>
+            <w:r>
+              <w:rPr>
+                <w:b/>
+                <w:color w:val="FFFFFF"/>
+                <w:sz w:val="20"/>
+              </w:rPr>
               <w:t xml:space="preserve">Hex</w:t>
             </w:r>
           </w:p>
         </w:tc>
         <w:tc>
-          <w:tcPr/>
-          <w:p>
-            <w:pPr>
-              <w:pStyle w:val="Compact"/>
-              <w:jc w:val="left"/>
-            </w:pPr>
-            <w:r>
+          <w:tcPr>
+            <w:shd w:fill="0099CC" w:val="clear"/>
+          </w:tcPr>
+          <w:p>
+            <w:pPr>
+              <w:pStyle w:val="Compact"/>
+              <w:jc w:val="left"/>
+            </w:pPr>
+            <w:r>
+              <w:rPr>
+                <w:b/>
+                <w:color w:val="FFFFFF"/>
+                <w:sz w:val="20"/>
+              </w:rPr>
               <w:t xml:space="preserve">CMYK</w:t>
             </w:r>
           </w:p>
         </w:tc>
         <w:tc>
-          <w:tcPr/>
-          <w:p>
-            <w:pPr>
-              <w:pStyle w:val="Compact"/>
-              <w:jc w:val="left"/>
-            </w:pPr>
-            <w:r>
+          <w:tcPr>
+            <w:shd w:fill="0099CC" w:val="clear"/>
+          </w:tcPr>
+          <w:p>
+            <w:pPr>
+              <w:pStyle w:val="Compact"/>
+              <w:jc w:val="left"/>
+            </w:pPr>
+            <w:r>
+              <w:rPr>
+                <w:b/>
+                <w:color w:val="FFFFFF"/>
+                <w:sz w:val="20"/>
+              </w:rPr>
               <w:t xml:space="preserve">Usage</w:t>
             </w:r>
           </w:p>
@@ -305,49 +516,73 @@
       </w:tr>
       <w:tr>
         <w:tc>
-          <w:tcPr/>
-          <w:p>
-            <w:pPr>
-              <w:pStyle w:val="Compact"/>
-              <w:jc w:val="left"/>
-            </w:pPr>
-            <w:r>
+          <w:tcPr>
+            <w:shd w:fill="FFFFFF" w:val="clear"/>
+          </w:tcPr>
+          <w:p>
+            <w:pPr>
+              <w:pStyle w:val="Compact"/>
+              <w:jc w:val="left"/>
+            </w:pPr>
+            <w:r>
+              <w:rPr>
+                <w:color w:val="1A1A1A"/>
+                <w:sz w:val="19"/>
+              </w:rPr>
               <w:t xml:space="preserve">PECH Sky Blue</w:t>
             </w:r>
           </w:p>
         </w:tc>
         <w:tc>
-          <w:tcPr/>
-          <w:p>
-            <w:pPr>
-              <w:pStyle w:val="Compact"/>
-              <w:jc w:val="left"/>
-            </w:pPr>
-            <w:r>
+          <w:tcPr>
+            <w:shd w:fill="FFFFFF" w:val="clear"/>
+          </w:tcPr>
+          <w:p>
+            <w:pPr>
+              <w:pStyle w:val="Compact"/>
+              <w:jc w:val="left"/>
+            </w:pPr>
+            <w:r>
+              <w:rPr>
+                <w:color w:val="1A1A1A"/>
+                <w:sz w:val="19"/>
+              </w:rPr>
               <w:t xml:space="preserve">#00BFFF</w:t>
             </w:r>
           </w:p>
         </w:tc>
         <w:tc>
-          <w:tcPr/>
-          <w:p>
-            <w:pPr>
-              <w:pStyle w:val="Compact"/>
-              <w:jc w:val="left"/>
-            </w:pPr>
-            <w:r>
+          <w:tcPr>
+            <w:shd w:fill="FFFFFF" w:val="clear"/>
+          </w:tcPr>
+          <w:p>
+            <w:pPr>
+              <w:pStyle w:val="Compact"/>
+              <w:jc w:val="left"/>
+            </w:pPr>
+            <w:r>
+              <w:rPr>
+                <w:color w:val="1A1A1A"/>
+                <w:sz w:val="19"/>
+              </w:rPr>
               <w:t xml:space="preserve">C:100 M:0 Y:0 K:0</w:t>
             </w:r>
           </w:p>
         </w:tc>
         <w:tc>
-          <w:tcPr/>
-          <w:p>
-            <w:pPr>
-              <w:pStyle w:val="Compact"/>
-              <w:jc w:val="left"/>
-            </w:pPr>
-            <w:r>
+          <w:tcPr>
+            <w:shd w:fill="FFFFFF" w:val="clear"/>
+          </w:tcPr>
+          <w:p>
+            <w:pPr>
+              <w:pStyle w:val="Compact"/>
+              <w:jc w:val="left"/>
+            </w:pPr>
+            <w:r>
+              <w:rPr>
+                <w:color w:val="1A1A1A"/>
+                <w:sz w:val="19"/>
+              </w:rPr>
               <w:t xml:space="preserve">Primary headings, key elements</w:t>
             </w:r>
           </w:p>
@@ -355,49 +590,73 @@
       </w:tr>
       <w:tr>
         <w:tc>
-          <w:tcPr/>
-          <w:p>
-            <w:pPr>
-              <w:pStyle w:val="Compact"/>
-              <w:jc w:val="left"/>
-            </w:pPr>
-            <w:r>
+          <w:tcPr>
+            <w:shd w:fill="E8F8FF" w:val="clear"/>
+          </w:tcPr>
+          <w:p>
+            <w:pPr>
+              <w:pStyle w:val="Compact"/>
+              <w:jc w:val="left"/>
+            </w:pPr>
+            <w:r>
+              <w:rPr>
+                <w:color w:val="1A1A1A"/>
+                <w:sz w:val="19"/>
+              </w:rPr>
               <w:t xml:space="preserve">PECH Orange</w:t>
             </w:r>
           </w:p>
         </w:tc>
         <w:tc>
-          <w:tcPr/>
-          <w:p>
-            <w:pPr>
-              <w:pStyle w:val="Compact"/>
-              <w:jc w:val="left"/>
-            </w:pPr>
-            <w:r>
+          <w:tcPr>
+            <w:shd w:fill="E8F8FF" w:val="clear"/>
+          </w:tcPr>
+          <w:p>
+            <w:pPr>
+              <w:pStyle w:val="Compact"/>
+              <w:jc w:val="left"/>
+            </w:pPr>
+            <w:r>
+              <w:rPr>
+                <w:color w:val="1A1A1A"/>
+                <w:sz w:val="19"/>
+              </w:rPr>
               <w:t xml:space="preserve">#F5A623</w:t>
             </w:r>
           </w:p>
         </w:tc>
         <w:tc>
-          <w:tcPr/>
-          <w:p>
-            <w:pPr>
-              <w:pStyle w:val="Compact"/>
-              <w:jc w:val="left"/>
-            </w:pPr>
-            <w:r>
+          <w:tcPr>
+            <w:shd w:fill="E8F8FF" w:val="clear"/>
+          </w:tcPr>
+          <w:p>
+            <w:pPr>
+              <w:pStyle w:val="Compact"/>
+              <w:jc w:val="left"/>
+            </w:pPr>
+            <w:r>
+              <w:rPr>
+                <w:color w:val="1A1A1A"/>
+                <w:sz w:val="19"/>
+              </w:rPr>
               <w:t xml:space="preserve">C:0 M:35 Y:85 K:4</w:t>
             </w:r>
           </w:p>
         </w:tc>
         <w:tc>
-          <w:tcPr/>
-          <w:p>
-            <w:pPr>
-              <w:pStyle w:val="Compact"/>
-              <w:jc w:val="left"/>
-            </w:pPr>
-            <w:r>
+          <w:tcPr>
+            <w:shd w:fill="E8F8FF" w:val="clear"/>
+          </w:tcPr>
+          <w:p>
+            <w:pPr>
+              <w:pStyle w:val="Compact"/>
+              <w:jc w:val="left"/>
+            </w:pPr>
+            <w:r>
+              <w:rPr>
+                <w:color w:val="1A1A1A"/>
+                <w:sz w:val="19"/>
+              </w:rPr>
               <w:t xml:space="preserve">Accents, highlights, CTAs</w:t>
             </w:r>
           </w:p>
@@ -405,49 +664,73 @@
       </w:tr>
       <w:tr>
         <w:tc>
-          <w:tcPr/>
-          <w:p>
-            <w:pPr>
-              <w:pStyle w:val="Compact"/>
-              <w:jc w:val="left"/>
-            </w:pPr>
-            <w:r>
+          <w:tcPr>
+            <w:shd w:fill="FFFFFF" w:val="clear"/>
+          </w:tcPr>
+          <w:p>
+            <w:pPr>
+              <w:pStyle w:val="Compact"/>
+              <w:jc w:val="left"/>
+            </w:pPr>
+            <w:r>
+              <w:rPr>
+                <w:color w:val="1A1A1A"/>
+                <w:sz w:val="19"/>
+              </w:rPr>
               <w:t xml:space="preserve">Dark Blue</w:t>
             </w:r>
           </w:p>
         </w:tc>
         <w:tc>
-          <w:tcPr/>
-          <w:p>
-            <w:pPr>
-              <w:pStyle w:val="Compact"/>
-              <w:jc w:val="left"/>
-            </w:pPr>
-            <w:r>
+          <w:tcPr>
+            <w:shd w:fill="FFFFFF" w:val="clear"/>
+          </w:tcPr>
+          <w:p>
+            <w:pPr>
+              <w:pStyle w:val="Compact"/>
+              <w:jc w:val="left"/>
+            </w:pPr>
+            <w:r>
+              <w:rPr>
+                <w:color w:val="1A1A1A"/>
+                <w:sz w:val="19"/>
+              </w:rPr>
               <w:t xml:space="preserve">#0099CC</w:t>
             </w:r>
           </w:p>
         </w:tc>
         <w:tc>
-          <w:tcPr/>
-          <w:p>
-            <w:pPr>
-              <w:pStyle w:val="Compact"/>
-              <w:jc w:val="left"/>
-            </w:pPr>
-            <w:r>
+          <w:tcPr>
+            <w:shd w:fill="FFFFFF" w:val="clear"/>
+          </w:tcPr>
+          <w:p>
+            <w:pPr>
+              <w:pStyle w:val="Compact"/>
+              <w:jc w:val="left"/>
+            </w:pPr>
+            <w:r>
+              <w:rPr>
+                <w:color w:val="1A1A1A"/>
+                <w:sz w:val="19"/>
+              </w:rPr>
               <w:t xml:space="preserve">C:100 M:25 Y:0 K:20</w:t>
             </w:r>
           </w:p>
         </w:tc>
         <w:tc>
-          <w:tcPr/>
-          <w:p>
-            <w:pPr>
-              <w:pStyle w:val="Compact"/>
-              <w:jc w:val="left"/>
-            </w:pPr>
-            <w:r>
+          <w:tcPr>
+            <w:shd w:fill="FFFFFF" w:val="clear"/>
+          </w:tcPr>
+          <w:p>
+            <w:pPr>
+              <w:pStyle w:val="Compact"/>
+              <w:jc w:val="left"/>
+            </w:pPr>
+            <w:r>
+              <w:rPr>
+                <w:color w:val="1A1A1A"/>
+                <w:sz w:val="19"/>
+              </w:rPr>
               <w:t xml:space="preserve">Subheadings, secondary elements</w:t>
             </w:r>
           </w:p>
@@ -455,49 +738,73 @@
       </w:tr>
       <w:tr>
         <w:tc>
-          <w:tcPr/>
-          <w:p>
-            <w:pPr>
-              <w:pStyle w:val="Compact"/>
-              <w:jc w:val="left"/>
-            </w:pPr>
-            <w:r>
+          <w:tcPr>
+            <w:shd w:fill="E8F8FF" w:val="clear"/>
+          </w:tcPr>
+          <w:p>
+            <w:pPr>
+              <w:pStyle w:val="Compact"/>
+              <w:jc w:val="left"/>
+            </w:pPr>
+            <w:r>
+              <w:rPr>
+                <w:color w:val="1A1A1A"/>
+                <w:sz w:val="19"/>
+              </w:rPr>
               <w:t xml:space="preserve">Dark Orange</w:t>
             </w:r>
           </w:p>
         </w:tc>
         <w:tc>
-          <w:tcPr/>
-          <w:p>
-            <w:pPr>
-              <w:pStyle w:val="Compact"/>
-              <w:jc w:val="left"/>
-            </w:pPr>
-            <w:r>
+          <w:tcPr>
+            <w:shd w:fill="E8F8FF" w:val="clear"/>
+          </w:tcPr>
+          <w:p>
+            <w:pPr>
+              <w:pStyle w:val="Compact"/>
+              <w:jc w:val="left"/>
+            </w:pPr>
+            <w:r>
+              <w:rPr>
+                <w:color w:val="1A1A1A"/>
+                <w:sz w:val="19"/>
+              </w:rPr>
               <w:t xml:space="preserve">#E08A00</w:t>
             </w:r>
           </w:p>
         </w:tc>
         <w:tc>
-          <w:tcPr/>
-          <w:p>
-            <w:pPr>
-              <w:pStyle w:val="Compact"/>
-              <w:jc w:val="left"/>
-            </w:pPr>
-            <w:r>
+          <w:tcPr>
+            <w:shd w:fill="E8F8FF" w:val="clear"/>
+          </w:tcPr>
+          <w:p>
+            <w:pPr>
+              <w:pStyle w:val="Compact"/>
+              <w:jc w:val="left"/>
+            </w:pPr>
+            <w:r>
+              <w:rPr>
+                <w:color w:val="1A1A1A"/>
+                <w:sz w:val="19"/>
+              </w:rPr>
               <w:t xml:space="preserve">C:0 M:40 Y:100 K:12</w:t>
             </w:r>
           </w:p>
         </w:tc>
         <w:tc>
-          <w:tcPr/>
-          <w:p>
-            <w:pPr>
-              <w:pStyle w:val="Compact"/>
-              <w:jc w:val="left"/>
-            </w:pPr>
-            <w:r>
+          <w:tcPr>
+            <w:shd w:fill="E8F8FF" w:val="clear"/>
+          </w:tcPr>
+          <w:p>
+            <w:pPr>
+              <w:pStyle w:val="Compact"/>
+              <w:jc w:val="left"/>
+            </w:pPr>
+            <w:r>
+              <w:rPr>
+                <w:color w:val="1A1A1A"/>
+                <w:sz w:val="19"/>
+              </w:rPr>
               <w:t xml:space="preserve">Hover states, emphasis</w:t>
             </w:r>
           </w:p>
@@ -505,49 +812,73 @@
       </w:tr>
       <w:tr>
         <w:tc>
-          <w:tcPr/>
-          <w:p>
-            <w:pPr>
-              <w:pStyle w:val="Compact"/>
-              <w:jc w:val="left"/>
-            </w:pPr>
-            <w:r>
+          <w:tcPr>
+            <w:shd w:fill="FFFFFF" w:val="clear"/>
+          </w:tcPr>
+          <w:p>
+            <w:pPr>
+              <w:pStyle w:val="Compact"/>
+              <w:jc w:val="left"/>
+            </w:pPr>
+            <w:r>
+              <w:rPr>
+                <w:color w:val="1A1A1A"/>
+                <w:sz w:val="19"/>
+              </w:rPr>
               <w:t xml:space="preserve">Dark Background</w:t>
             </w:r>
           </w:p>
         </w:tc>
         <w:tc>
-          <w:tcPr/>
-          <w:p>
-            <w:pPr>
-              <w:pStyle w:val="Compact"/>
-              <w:jc w:val="left"/>
-            </w:pPr>
-            <w:r>
+          <w:tcPr>
+            <w:shd w:fill="FFFFFF" w:val="clear"/>
+          </w:tcPr>
+          <w:p>
+            <w:pPr>
+              <w:pStyle w:val="Compact"/>
+              <w:jc w:val="left"/>
+            </w:pPr>
+            <w:r>
+              <w:rPr>
+                <w:color w:val="1A1A1A"/>
+                <w:sz w:val="19"/>
+              </w:rPr>
               <w:t xml:space="preserve">#1B2838</w:t>
             </w:r>
           </w:p>
         </w:tc>
         <w:tc>
-          <w:tcPr/>
-          <w:p>
-            <w:pPr>
-              <w:pStyle w:val="Compact"/>
-              <w:jc w:val="left"/>
-            </w:pPr>
-            <w:r>
+          <w:tcPr>
+            <w:shd w:fill="FFFFFF" w:val="clear"/>
+          </w:tcPr>
+          <w:p>
+            <w:pPr>
+              <w:pStyle w:val="Compact"/>
+              <w:jc w:val="left"/>
+            </w:pPr>
+            <w:r>
+              <w:rPr>
+                <w:color w:val="1A1A1A"/>
+                <w:sz w:val="19"/>
+              </w:rPr>
               <w:t xml:space="preserve">C:80 M:60 Y:40 K:60</w:t>
             </w:r>
           </w:p>
         </w:tc>
         <w:tc>
-          <w:tcPr/>
-          <w:p>
-            <w:pPr>
-              <w:pStyle w:val="Compact"/>
-              <w:jc w:val="left"/>
-            </w:pPr>
-            <w:r>
+          <w:tcPr>
+            <w:shd w:fill="FFFFFF" w:val="clear"/>
+          </w:tcPr>
+          <w:p>
+            <w:pPr>
+              <w:pStyle w:val="Compact"/>
+              <w:jc w:val="left"/>
+            </w:pPr>
+            <w:r>
+              <w:rPr>
+                <w:color w:val="1A1A1A"/>
+                <w:sz w:val="19"/>
+              </w:rPr>
               <w:t xml:space="preserve">Dark slides, chart backgrounds</w:t>
             </w:r>
           </w:p>
@@ -555,49 +886,73 @@
       </w:tr>
       <w:tr>
         <w:tc>
-          <w:tcPr/>
-          <w:p>
-            <w:pPr>
-              <w:pStyle w:val="Compact"/>
-              <w:jc w:val="left"/>
-            </w:pPr>
-            <w:r>
+          <w:tcPr>
+            <w:shd w:fill="E8F8FF" w:val="clear"/>
+          </w:tcPr>
+          <w:p>
+            <w:pPr>
+              <w:pStyle w:val="Compact"/>
+              <w:jc w:val="left"/>
+            </w:pPr>
+            <w:r>
+              <w:rPr>
+                <w:color w:val="1A1A1A"/>
+                <w:sz w:val="19"/>
+              </w:rPr>
               <w:t xml:space="preserve">White</w:t>
             </w:r>
           </w:p>
         </w:tc>
         <w:tc>
-          <w:tcPr/>
-          <w:p>
-            <w:pPr>
-              <w:pStyle w:val="Compact"/>
-              <w:jc w:val="left"/>
-            </w:pPr>
-            <w:r>
+          <w:tcPr>
+            <w:shd w:fill="E8F8FF" w:val="clear"/>
+          </w:tcPr>
+          <w:p>
+            <w:pPr>
+              <w:pStyle w:val="Compact"/>
+              <w:jc w:val="left"/>
+            </w:pPr>
+            <w:r>
+              <w:rPr>
+                <w:color w:val="1A1A1A"/>
+                <w:sz w:val="19"/>
+              </w:rPr>
               <w:t xml:space="preserve">#FFFFFF</w:t>
             </w:r>
           </w:p>
         </w:tc>
         <w:tc>
-          <w:tcPr/>
-          <w:p>
-            <w:pPr>
-              <w:pStyle w:val="Compact"/>
-              <w:jc w:val="left"/>
-            </w:pPr>
-            <w:r>
+          <w:tcPr>
+            <w:shd w:fill="E8F8FF" w:val="clear"/>
+          </w:tcPr>
+          <w:p>
+            <w:pPr>
+              <w:pStyle w:val="Compact"/>
+              <w:jc w:val="left"/>
+            </w:pPr>
+            <w:r>
+              <w:rPr>
+                <w:color w:val="1A1A1A"/>
+                <w:sz w:val="19"/>
+              </w:rPr>
               <w:t xml:space="preserve">C:0 M:0 Y:0 K:0</w:t>
             </w:r>
           </w:p>
         </w:tc>
         <w:tc>
-          <w:tcPr/>
-          <w:p>
-            <w:pPr>
-              <w:pStyle w:val="Compact"/>
-              <w:jc w:val="left"/>
-            </w:pPr>
-            <w:r>
+          <w:tcPr>
+            <w:shd w:fill="E8F8FF" w:val="clear"/>
+          </w:tcPr>
+          <w:p>
+            <w:pPr>
+              <w:pStyle w:val="Compact"/>
+              <w:jc w:val="left"/>
+            </w:pPr>
+            <w:r>
+              <w:rPr>
+                <w:color w:val="1A1A1A"/>
+                <w:sz w:val="19"/>
+              </w:rPr>
               <w:t xml:space="preserve">Text on dark, clean backgrounds</w:t>
             </w:r>
           </w:p>
@@ -605,49 +960,73 @@
       </w:tr>
       <w:tr>
         <w:tc>
-          <w:tcPr/>
-          <w:p>
-            <w:pPr>
-              <w:pStyle w:val="Compact"/>
-              <w:jc w:val="left"/>
-            </w:pPr>
-            <w:r>
+          <w:tcPr>
+            <w:shd w:fill="FFFFFF" w:val="clear"/>
+          </w:tcPr>
+          <w:p>
+            <w:pPr>
+              <w:pStyle w:val="Compact"/>
+              <w:jc w:val="left"/>
+            </w:pPr>
+            <w:r>
+              <w:rPr>
+                <w:color w:val="1A1A1A"/>
+                <w:sz w:val="19"/>
+              </w:rPr>
               <w:t xml:space="preserve">Light Gray</w:t>
             </w:r>
           </w:p>
         </w:tc>
         <w:tc>
-          <w:tcPr/>
-          <w:p>
-            <w:pPr>
-              <w:pStyle w:val="Compact"/>
-              <w:jc w:val="left"/>
-            </w:pPr>
-            <w:r>
+          <w:tcPr>
+            <w:shd w:fill="FFFFFF" w:val="clear"/>
+          </w:tcPr>
+          <w:p>
+            <w:pPr>
+              <w:pStyle w:val="Compact"/>
+              <w:jc w:val="left"/>
+            </w:pPr>
+            <w:r>
+              <w:rPr>
+                <w:color w:val="1A1A1A"/>
+                <w:sz w:val="19"/>
+              </w:rPr>
               <w:t xml:space="preserve">#F5F5F5</w:t>
             </w:r>
           </w:p>
         </w:tc>
         <w:tc>
-          <w:tcPr/>
-          <w:p>
-            <w:pPr>
-              <w:pStyle w:val="Compact"/>
-              <w:jc w:val="left"/>
-            </w:pPr>
-            <w:r>
+          <w:tcPr>
+            <w:shd w:fill="FFFFFF" w:val="clear"/>
+          </w:tcPr>
+          <w:p>
+            <w:pPr>
+              <w:pStyle w:val="Compact"/>
+              <w:jc w:val="left"/>
+            </w:pPr>
+            <w:r>
+              <w:rPr>
+                <w:color w:val="1A1A1A"/>
+                <w:sz w:val="19"/>
+              </w:rPr>
               <w:t xml:space="preserve">—</w:t>
             </w:r>
           </w:p>
         </w:tc>
         <w:tc>
-          <w:tcPr/>
-          <w:p>
-            <w:pPr>
-              <w:pStyle w:val="Compact"/>
-              <w:jc w:val="left"/>
-            </w:pPr>
-            <w:r>
+          <w:tcPr>
+            <w:shd w:fill="FFFFFF" w:val="clear"/>
+          </w:tcPr>
+          <w:p>
+            <w:pPr>
+              <w:pStyle w:val="Compact"/>
+              <w:jc w:val="left"/>
+            </w:pPr>
+            <w:r>
+              <w:rPr>
+                <w:color w:val="1A1A1A"/>
+                <w:sz w:val="19"/>
+              </w:rPr>
               <w:t xml:space="preserve">Subtle backgrounds</w:t>
             </w:r>
           </w:p>
@@ -655,49 +1034,73 @@
       </w:tr>
       <w:tr>
         <w:tc>
-          <w:tcPr/>
-          <w:p>
-            <w:pPr>
-              <w:pStyle w:val="Compact"/>
-              <w:jc w:val="left"/>
-            </w:pPr>
-            <w:r>
+          <w:tcPr>
+            <w:shd w:fill="E8F8FF" w:val="clear"/>
+          </w:tcPr>
+          <w:p>
+            <w:pPr>
+              <w:pStyle w:val="Compact"/>
+              <w:jc w:val="left"/>
+            </w:pPr>
+            <w:r>
+              <w:rPr>
+                <w:color w:val="1A1A1A"/>
+                <w:sz w:val="19"/>
+              </w:rPr>
               <w:t xml:space="preserve">Text Dark</w:t>
             </w:r>
           </w:p>
         </w:tc>
         <w:tc>
-          <w:tcPr/>
-          <w:p>
-            <w:pPr>
-              <w:pStyle w:val="Compact"/>
-              <w:jc w:val="left"/>
-            </w:pPr>
-            <w:r>
+          <w:tcPr>
+            <w:shd w:fill="E8F8FF" w:val="clear"/>
+          </w:tcPr>
+          <w:p>
+            <w:pPr>
+              <w:pStyle w:val="Compact"/>
+              <w:jc w:val="left"/>
+            </w:pPr>
+            <w:r>
+              <w:rPr>
+                <w:color w:val="1A1A1A"/>
+                <w:sz w:val="19"/>
+              </w:rPr>
               <w:t xml:space="preserve">#333333</w:t>
             </w:r>
           </w:p>
         </w:tc>
         <w:tc>
-          <w:tcPr/>
-          <w:p>
-            <w:pPr>
-              <w:pStyle w:val="Compact"/>
-              <w:jc w:val="left"/>
-            </w:pPr>
-            <w:r>
+          <w:tcPr>
+            <w:shd w:fill="E8F8FF" w:val="clear"/>
+          </w:tcPr>
+          <w:p>
+            <w:pPr>
+              <w:pStyle w:val="Compact"/>
+              <w:jc w:val="left"/>
+            </w:pPr>
+            <w:r>
+              <w:rPr>
+                <w:color w:val="1A1A1A"/>
+                <w:sz w:val="19"/>
+              </w:rPr>
               <w:t xml:space="preserve">—</w:t>
             </w:r>
           </w:p>
         </w:tc>
         <w:tc>
-          <w:tcPr/>
-          <w:p>
-            <w:pPr>
-              <w:pStyle w:val="Compact"/>
-              <w:jc w:val="left"/>
-            </w:pPr>
-            <w:r>
+          <w:tcPr>
+            <w:shd w:fill="E8F8FF" w:val="clear"/>
+          </w:tcPr>
+          <w:p>
+            <w:pPr>
+              <w:pStyle w:val="Compact"/>
+              <w:jc w:val="left"/>
+            </w:pPr>
+            <w:r>
+              <w:rPr>
+                <w:color w:val="1A1A1A"/>
+                <w:sz w:val="19"/>
+              </w:rPr>
               <w:t xml:space="preserve">Body text on light backgrounds</w:t>
             </w:r>
           </w:p>
@@ -716,9 +1119,29 @@
     <w:bookmarkStart w:id="33" w:name="slide-layouts"/>
     <w:p>
       <w:pPr>
+        <w:pBdr>
+          <w:top w:val="single" w:sz="18" w:space="1" w:color="F5A623"/>
+          <w:bottom w:val="single" w:sz="6" w:space="1" w:color="0099CC"/>
+        </w:pBdr>
+        <w:spacing w:before="200" w:after="200"/>
+      </w:pPr>
+    </w:p>
+    <w:p>
+      <w:pPr>
         <w:pStyle w:val="Heading2"/>
+        <w:rPr>
+          <w:color w:val="0099CC"/>
+        </w:rPr>
+        <w:pBdr>
+          <w:bottom w:val="single" w:sz="6" w:space="2" w:color="00BFFF"/>
+        </w:pBdr>
       </w:pPr>
       <w:r>
+        <w:rPr>
+          <w:b/>
+          <w:color w:val="0099CC"/>
+          <w:sz w:val="32"/>
+        </w:rPr>
         <w:t xml:space="preserve">Slide Layouts</w:t>
       </w:r>
     </w:p>
@@ -726,207 +1149,301 @@
     <w:p>
       <w:pPr>
         <w:pStyle w:val="Heading3"/>
+        <w:rPr>
+          <w:color w:val="E08A00"/>
+        </w:rPr>
       </w:pPr>
       <w:r>
+        <w:rPr>
+          <w:b/>
+          <w:color w:val="E08A00"/>
+          <w:sz w:val="26"/>
+        </w:rPr>
         <w:t xml:space="preserve">1. TITLE SLIDE</w:t>
       </w:r>
     </w:p>
     <w:p>
       <w:pPr>
         <w:pStyle w:val="SourceCode"/>
+        <w:shd w:fill="1B2838" w:val="clear"/>
       </w:pPr>
       <w:r>
         <w:rPr>
           <w:rStyle w:val="VerbatimChar"/>
+          <w:color w:val="00BFFF"/>
         </w:rPr>
         <w:t xml:space="preserve">┌─────────────────────────────────────────────────────────────┐</w:t>
       </w:r>
       <w:r>
-        <w:br/>
-      </w:r>
-      <w:r>
-        <w:rPr>
-          <w:rStyle w:val="VerbatimChar"/>
+        <w:rPr>
+          <w:color w:val="00BFFF"/>
+        </w:rPr>
+        <w:br/>
+      </w:r>
+      <w:r>
+        <w:rPr>
+          <w:rStyle w:val="VerbatimChar"/>
+          <w:color w:val="00BFFF"/>
         </w:rPr>
         <w:t xml:space="preserve">│                                                             │</w:t>
       </w:r>
       <w:r>
-        <w:br/>
-      </w:r>
-      <w:r>
-        <w:rPr>
-          <w:rStyle w:val="VerbatimChar"/>
+        <w:rPr>
+          <w:color w:val="00BFFF"/>
+        </w:rPr>
+        <w:br/>
+      </w:r>
+      <w:r>
+        <w:rPr>
+          <w:rStyle w:val="VerbatimChar"/>
+          <w:color w:val="00BFFF"/>
         </w:rPr>
         <w:t xml:space="preserve">│  [PECH LOGO]                           [Date / Event Name] │</w:t>
       </w:r>
       <w:r>
-        <w:br/>
-      </w:r>
-      <w:r>
-        <w:rPr>
-          <w:rStyle w:val="VerbatimChar"/>
+        <w:rPr>
+          <w:color w:val="00BFFF"/>
+        </w:rPr>
+        <w:br/>
+      </w:r>
+      <w:r>
+        <w:rPr>
+          <w:rStyle w:val="VerbatimChar"/>
+          <w:color w:val="00BFFF"/>
         </w:rPr>
         <w:t xml:space="preserve">│  (top-left, 60px)                      (top-right, 12pt)   │</w:t>
       </w:r>
       <w:r>
-        <w:br/>
-      </w:r>
-      <w:r>
-        <w:rPr>
-          <w:rStyle w:val="VerbatimChar"/>
+        <w:rPr>
+          <w:color w:val="00BFFF"/>
+        </w:rPr>
+        <w:br/>
+      </w:r>
+      <w:r>
+        <w:rPr>
+          <w:rStyle w:val="VerbatimChar"/>
+          <w:color w:val="00BFFF"/>
         </w:rPr>
         <w:t xml:space="preserve">│                                                             │</w:t>
       </w:r>
       <w:r>
-        <w:br/>
-      </w:r>
-      <w:r>
-        <w:rPr>
-          <w:rStyle w:val="VerbatimChar"/>
+        <w:rPr>
+          <w:color w:val="00BFFF"/>
+        </w:rPr>
+        <w:br/>
+      </w:r>
+      <w:r>
+        <w:rPr>
+          <w:rStyle w:val="VerbatimChar"/>
+          <w:color w:val="00BFFF"/>
         </w:rPr>
         <w:t xml:space="preserve">│                                                             │</w:t>
       </w:r>
       <w:r>
-        <w:br/>
-      </w:r>
-      <w:r>
-        <w:rPr>
-          <w:rStyle w:val="VerbatimChar"/>
+        <w:rPr>
+          <w:color w:val="00BFFF"/>
+        </w:rPr>
+        <w:br/>
+      </w:r>
+      <w:r>
+        <w:rPr>
+          <w:rStyle w:val="VerbatimChar"/>
+          <w:color w:val="00BFFF"/>
         </w:rPr>
         <w:t xml:space="preserve">│              PRESENTATION TITLE                            │</w:t>
       </w:r>
       <w:r>
-        <w:br/>
-      </w:r>
-      <w:r>
-        <w:rPr>
-          <w:rStyle w:val="VerbatimChar"/>
+        <w:rPr>
+          <w:color w:val="00BFFF"/>
+        </w:rPr>
+        <w:br/>
+      </w:r>
+      <w:r>
+        <w:rPr>
+          <w:rStyle w:val="VerbatimChar"/>
+          <w:color w:val="00BFFF"/>
         </w:rPr>
         <w:t xml:space="preserve">│              (Montserrat Bold, 44pt, Sky Blue)             │</w:t>
       </w:r>
       <w:r>
-        <w:br/>
-      </w:r>
-      <w:r>
-        <w:rPr>
-          <w:rStyle w:val="VerbatimChar"/>
+        <w:rPr>
+          <w:color w:val="00BFFF"/>
+        </w:rPr>
+        <w:br/>
+      </w:r>
+      <w:r>
+        <w:rPr>
+          <w:rStyle w:val="VerbatimChar"/>
+          <w:color w:val="00BFFF"/>
         </w:rPr>
         <w:t xml:space="preserve">│                                                             │</w:t>
       </w:r>
       <w:r>
-        <w:br/>
-      </w:r>
-      <w:r>
-        <w:rPr>
-          <w:rStyle w:val="VerbatimChar"/>
+        <w:rPr>
+          <w:color w:val="00BFFF"/>
+        </w:rPr>
+        <w:br/>
+      </w:r>
+      <w:r>
+        <w:rPr>
+          <w:rStyle w:val="VerbatimChar"/>
+          <w:color w:val="00BFFF"/>
         </w:rPr>
         <w:t xml:space="preserve">│              Subtitle or Description                       │</w:t>
       </w:r>
       <w:r>
-        <w:br/>
-      </w:r>
-      <w:r>
-        <w:rPr>
-          <w:rStyle w:val="VerbatimChar"/>
+        <w:rPr>
+          <w:color w:val="00BFFF"/>
+        </w:rPr>
+        <w:br/>
+      </w:r>
+      <w:r>
+        <w:rPr>
+          <w:rStyle w:val="VerbatimChar"/>
+          <w:color w:val="00BFFF"/>
         </w:rPr>
         <w:t xml:space="preserve">│              (Open Sans, 20pt, Dark Blue)                  │</w:t>
       </w:r>
       <w:r>
-        <w:br/>
-      </w:r>
-      <w:r>
-        <w:rPr>
-          <w:rStyle w:val="VerbatimChar"/>
+        <w:rPr>
+          <w:color w:val="00BFFF"/>
+        </w:rPr>
+        <w:br/>
+      </w:r>
+      <w:r>
+        <w:rPr>
+          <w:rStyle w:val="VerbatimChar"/>
+          <w:color w:val="00BFFF"/>
         </w:rPr>
         <w:t xml:space="preserve">│                                                             │</w:t>
       </w:r>
       <w:r>
-        <w:br/>
-      </w:r>
-      <w:r>
-        <w:rPr>
-          <w:rStyle w:val="VerbatimChar"/>
+        <w:rPr>
+          <w:color w:val="00BFFF"/>
+        </w:rPr>
+        <w:br/>
+      </w:r>
+      <w:r>
+        <w:rPr>
+          <w:rStyle w:val="VerbatimChar"/>
+          <w:color w:val="00BFFF"/>
         </w:rPr>
         <w:t xml:space="preserve">│                                                             │</w:t>
       </w:r>
       <w:r>
-        <w:br/>
-      </w:r>
-      <w:r>
-        <w:rPr>
-          <w:rStyle w:val="VerbatimChar"/>
+        <w:rPr>
+          <w:color w:val="00BFFF"/>
+        </w:rPr>
+        <w:br/>
+      </w:r>
+      <w:r>
+        <w:rPr>
+          <w:rStyle w:val="VerbatimChar"/>
+          <w:color w:val="00BFFF"/>
         </w:rPr>
         <w:t xml:space="preserve">│  ═══════════════════════════════════════════════════════    │</w:t>
       </w:r>
       <w:r>
-        <w:br/>
-      </w:r>
-      <w:r>
-        <w:rPr>
-          <w:rStyle w:val="VerbatimChar"/>
+        <w:rPr>
+          <w:color w:val="00BFFF"/>
+        </w:rPr>
+        <w:br/>
+      </w:r>
+      <w:r>
+        <w:rPr>
+          <w:rStyle w:val="VerbatimChar"/>
+          <w:color w:val="00BFFF"/>
         </w:rPr>
         <w:t xml:space="preserve">│  Sky Blue to Orange gradient bar (4px)                     │</w:t>
       </w:r>
       <w:r>
-        <w:br/>
-      </w:r>
-      <w:r>
-        <w:rPr>
-          <w:rStyle w:val="VerbatimChar"/>
+        <w:rPr>
+          <w:color w:val="00BFFF"/>
+        </w:rPr>
+        <w:br/>
+      </w:r>
+      <w:r>
+        <w:rPr>
+          <w:rStyle w:val="VerbatimChar"/>
+          <w:color w:val="00BFFF"/>
         </w:rPr>
         <w:t xml:space="preserve">│                                                             │</w:t>
       </w:r>
       <w:r>
-        <w:br/>
-      </w:r>
-      <w:r>
-        <w:rPr>
-          <w:rStyle w:val="VerbatimChar"/>
+        <w:rPr>
+          <w:color w:val="00BFFF"/>
+        </w:rPr>
+        <w:br/>
+      </w:r>
+      <w:r>
+        <w:rPr>
+          <w:rStyle w:val="VerbatimChar"/>
+          <w:color w:val="00BFFF"/>
         </w:rPr>
         <w:t xml:space="preserve">│              Presenter Name | Title                        │</w:t>
       </w:r>
       <w:r>
-        <w:br/>
-      </w:r>
-      <w:r>
-        <w:rPr>
-          <w:rStyle w:val="VerbatimChar"/>
+        <w:rPr>
+          <w:color w:val="00BFFF"/>
+        </w:rPr>
+        <w:br/>
+      </w:r>
+      <w:r>
+        <w:rPr>
+          <w:rStyle w:val="VerbatimChar"/>
+          <w:color w:val="00BFFF"/>
         </w:rPr>
         <w:t xml:space="preserve">│              (Open Sans, 16pt, #333)                       │</w:t>
       </w:r>
       <w:r>
-        <w:br/>
-      </w:r>
-      <w:r>
-        <w:rPr>
-          <w:rStyle w:val="VerbatimChar"/>
+        <w:rPr>
+          <w:color w:val="00BFFF"/>
+        </w:rPr>
+        <w:br/>
+      </w:r>
+      <w:r>
+        <w:rPr>
+          <w:rStyle w:val="VerbatimChar"/>
+          <w:color w:val="00BFFF"/>
         </w:rPr>
         <w:t xml:space="preserve">│                                                             │</w:t>
       </w:r>
       <w:r>
-        <w:br/>
-      </w:r>
-      <w:r>
-        <w:rPr>
-          <w:rStyle w:val="VerbatimChar"/>
+        <w:rPr>
+          <w:color w:val="00BFFF"/>
+        </w:rPr>
+        <w:br/>
+      </w:r>
+      <w:r>
+        <w:rPr>
+          <w:rStyle w:val="VerbatimChar"/>
+          <w:color w:val="00BFFF"/>
         </w:rPr>
         <w:t xml:space="preserve">│  ▓▓▓▓▓▓▓▓▓▓▓▓▓▓▓▓▓▓▓▓▓▓▓▓▓▓▓▓▓▓▓▓▓▓▓▓▓▓▓▓▓▓▓▓▓▓▓▓▓▓▓  │</w:t>
       </w:r>
       <w:r>
-        <w:br/>
-      </w:r>
-      <w:r>
-        <w:rPr>
-          <w:rStyle w:val="VerbatimChar"/>
+        <w:rPr>
+          <w:color w:val="00BFFF"/>
+        </w:rPr>
+        <w:br/>
+      </w:r>
+      <w:r>
+        <w:rPr>
+          <w:rStyle w:val="VerbatimChar"/>
+          <w:color w:val="00BFFF"/>
         </w:rPr>
         <w:t xml:space="preserve">│  Dark Background (#1B2838) bottom strip, 15px              │</w:t>
       </w:r>
       <w:r>
-        <w:br/>
-      </w:r>
-      <w:r>
-        <w:rPr>
-          <w:rStyle w:val="VerbatimChar"/>
+        <w:rPr>
+          <w:color w:val="00BFFF"/>
+        </w:rPr>
+        <w:br/>
+      </w:r>
+      <w:r>
+        <w:rPr>
+          <w:rStyle w:val="VerbatimChar"/>
+          <w:color w:val="00BFFF"/>
         </w:rPr>
         <w:t xml:space="preserve">└─────────────────────────────────────────────────────────────┘</w:t>
       </w:r>
@@ -943,189 +1460,275 @@
     <w:p>
       <w:pPr>
         <w:pStyle w:val="Heading3"/>
+        <w:rPr>
+          <w:color w:val="E08A00"/>
+        </w:rPr>
       </w:pPr>
       <w:r>
+        <w:rPr>
+          <w:b/>
+          <w:color w:val="E08A00"/>
+          <w:sz w:val="26"/>
+        </w:rPr>
         <w:t xml:space="preserve">2. SECTION DIVIDER</w:t>
       </w:r>
     </w:p>
     <w:p>
       <w:pPr>
         <w:pStyle w:val="SourceCode"/>
+        <w:shd w:fill="1B2838" w:val="clear"/>
       </w:pPr>
       <w:r>
         <w:rPr>
           <w:rStyle w:val="VerbatimChar"/>
+          <w:color w:val="00BFFF"/>
         </w:rPr>
         <w:t xml:space="preserve">┌─────────────────────────────────────────────────────────────┐</w:t>
       </w:r>
       <w:r>
-        <w:br/>
-      </w:r>
-      <w:r>
-        <w:rPr>
-          <w:rStyle w:val="VerbatimChar"/>
+        <w:rPr>
+          <w:color w:val="00BFFF"/>
+        </w:rPr>
+        <w:br/>
+      </w:r>
+      <w:r>
+        <w:rPr>
+          <w:rStyle w:val="VerbatimChar"/>
+          <w:color w:val="00BFFF"/>
         </w:rPr>
         <w:t xml:space="preserve">│ ████████████████████████████████████████████████████████████│  Background: Dark (#1B2838)</w:t>
       </w:r>
       <w:r>
-        <w:br/>
-      </w:r>
-      <w:r>
-        <w:rPr>
-          <w:rStyle w:val="VerbatimChar"/>
+        <w:rPr>
+          <w:color w:val="00BFFF"/>
+        </w:rPr>
+        <w:br/>
+      </w:r>
+      <w:r>
+        <w:rPr>
+          <w:rStyle w:val="VerbatimChar"/>
+          <w:color w:val="00BFFF"/>
         </w:rPr>
         <w:t xml:space="preserve">│                                                             │</w:t>
       </w:r>
       <w:r>
-        <w:br/>
-      </w:r>
-      <w:r>
-        <w:rPr>
-          <w:rStyle w:val="VerbatimChar"/>
+        <w:rPr>
+          <w:color w:val="00BFFF"/>
+        </w:rPr>
+        <w:br/>
+      </w:r>
+      <w:r>
+        <w:rPr>
+          <w:rStyle w:val="VerbatimChar"/>
+          <w:color w:val="00BFFF"/>
         </w:rPr>
         <w:t xml:space="preserve">│  [PECH LOGO]                                    [Page #]   │</w:t>
       </w:r>
       <w:r>
-        <w:br/>
-      </w:r>
-      <w:r>
-        <w:rPr>
-          <w:rStyle w:val="VerbatimChar"/>
+        <w:rPr>
+          <w:color w:val="00BFFF"/>
+        </w:rPr>
+        <w:br/>
+      </w:r>
+      <w:r>
+        <w:rPr>
+          <w:rStyle w:val="VerbatimChar"/>
+          <w:color w:val="00BFFF"/>
         </w:rPr>
         <w:t xml:space="preserve">│  (top-left, white, 40px)                                   │</w:t>
       </w:r>
       <w:r>
-        <w:br/>
-      </w:r>
-      <w:r>
-        <w:rPr>
-          <w:rStyle w:val="VerbatimChar"/>
+        <w:rPr>
+          <w:color w:val="00BFFF"/>
+        </w:rPr>
+        <w:br/>
+      </w:r>
+      <w:r>
+        <w:rPr>
+          <w:rStyle w:val="VerbatimChar"/>
+          <w:color w:val="00BFFF"/>
         </w:rPr>
         <w:t xml:space="preserve">│                                                             │</w:t>
       </w:r>
       <w:r>
-        <w:br/>
-      </w:r>
-      <w:r>
-        <w:rPr>
-          <w:rStyle w:val="VerbatimChar"/>
+        <w:rPr>
+          <w:color w:val="00BFFF"/>
+        </w:rPr>
+        <w:br/>
+      </w:r>
+      <w:r>
+        <w:rPr>
+          <w:rStyle w:val="VerbatimChar"/>
+          <w:color w:val="00BFFF"/>
         </w:rPr>
         <w:t xml:space="preserve">│                                                             │</w:t>
       </w:r>
       <w:r>
-        <w:br/>
-      </w:r>
-      <w:r>
-        <w:rPr>
-          <w:rStyle w:val="VerbatimChar"/>
+        <w:rPr>
+          <w:color w:val="00BFFF"/>
+        </w:rPr>
+        <w:br/>
+      </w:r>
+      <w:r>
+        <w:rPr>
+          <w:rStyle w:val="VerbatimChar"/>
+          <w:color w:val="00BFFF"/>
         </w:rPr>
         <w:t xml:space="preserve">│              SECTION NUMBER                                │</w:t>
       </w:r>
       <w:r>
-        <w:br/>
-      </w:r>
-      <w:r>
-        <w:rPr>
-          <w:rStyle w:val="VerbatimChar"/>
+        <w:rPr>
+          <w:color w:val="00BFFF"/>
+        </w:rPr>
+        <w:br/>
+      </w:r>
+      <w:r>
+        <w:rPr>
+          <w:rStyle w:val="VerbatimChar"/>
+          <w:color w:val="00BFFF"/>
         </w:rPr>
         <w:t xml:space="preserve">│              (Open Sans, 80pt, Orange #F5A623)             │</w:t>
       </w:r>
       <w:r>
-        <w:br/>
-      </w:r>
-      <w:r>
-        <w:rPr>
-          <w:rStyle w:val="VerbatimChar"/>
+        <w:rPr>
+          <w:color w:val="00BFFF"/>
+        </w:rPr>
+        <w:br/>
+      </w:r>
+      <w:r>
+        <w:rPr>
+          <w:rStyle w:val="VerbatimChar"/>
+          <w:color w:val="00BFFF"/>
         </w:rPr>
         <w:t xml:space="preserve">│                                                             │</w:t>
       </w:r>
       <w:r>
-        <w:br/>
-      </w:r>
-      <w:r>
-        <w:rPr>
-          <w:rStyle w:val="VerbatimChar"/>
+        <w:rPr>
+          <w:color w:val="00BFFF"/>
+        </w:rPr>
+        <w:br/>
+      </w:r>
+      <w:r>
+        <w:rPr>
+          <w:rStyle w:val="VerbatimChar"/>
+          <w:color w:val="00BFFF"/>
         </w:rPr>
         <w:t xml:space="preserve">│              Section Title                                 │</w:t>
       </w:r>
       <w:r>
-        <w:br/>
-      </w:r>
-      <w:r>
-        <w:rPr>
-          <w:rStyle w:val="VerbatimChar"/>
+        <w:rPr>
+          <w:color w:val="00BFFF"/>
+        </w:rPr>
+        <w:br/>
+      </w:r>
+      <w:r>
+        <w:rPr>
+          <w:rStyle w:val="VerbatimChar"/>
+          <w:color w:val="00BFFF"/>
         </w:rPr>
         <w:t xml:space="preserve">│              (Montserrat Bold, 36pt, White)                │</w:t>
       </w:r>
       <w:r>
-        <w:br/>
-      </w:r>
-      <w:r>
-        <w:rPr>
-          <w:rStyle w:val="VerbatimChar"/>
+        <w:rPr>
+          <w:color w:val="00BFFF"/>
+        </w:rPr>
+        <w:br/>
+      </w:r>
+      <w:r>
+        <w:rPr>
+          <w:rStyle w:val="VerbatimChar"/>
+          <w:color w:val="00BFFF"/>
         </w:rPr>
         <w:t xml:space="preserve">│                                                             │</w:t>
       </w:r>
       <w:r>
-        <w:br/>
-      </w:r>
-      <w:r>
-        <w:rPr>
-          <w:rStyle w:val="VerbatimChar"/>
+        <w:rPr>
+          <w:color w:val="00BFFF"/>
+        </w:rPr>
+        <w:br/>
+      </w:r>
+      <w:r>
+        <w:rPr>
+          <w:rStyle w:val="VerbatimChar"/>
+          <w:color w:val="00BFFF"/>
         </w:rPr>
         <w:t xml:space="preserve">│  ═══════════════════════════════════════════════════════    │</w:t>
       </w:r>
       <w:r>
-        <w:br/>
-      </w:r>
-      <w:r>
-        <w:rPr>
-          <w:rStyle w:val="VerbatimChar"/>
+        <w:rPr>
+          <w:color w:val="00BFFF"/>
+        </w:rPr>
+        <w:br/>
+      </w:r>
+      <w:r>
+        <w:rPr>
+          <w:rStyle w:val="VerbatimChar"/>
+          <w:color w:val="00BFFF"/>
         </w:rPr>
         <w:t xml:space="preserve">│  Orange gradient line (3px)                                │</w:t>
       </w:r>
       <w:r>
-        <w:br/>
-      </w:r>
-      <w:r>
-        <w:rPr>
-          <w:rStyle w:val="VerbatimChar"/>
+        <w:rPr>
+          <w:color w:val="00BFFF"/>
+        </w:rPr>
+        <w:br/>
+      </w:r>
+      <w:r>
+        <w:rPr>
+          <w:rStyle w:val="VerbatimChar"/>
+          <w:color w:val="00BFFF"/>
         </w:rPr>
         <w:t xml:space="preserve">│                                                             │</w:t>
       </w:r>
       <w:r>
-        <w:br/>
-      </w:r>
-      <w:r>
-        <w:rPr>
-          <w:rStyle w:val="VerbatimChar"/>
+        <w:rPr>
+          <w:color w:val="00BFFF"/>
+        </w:rPr>
+        <w:br/>
+      </w:r>
+      <w:r>
+        <w:rPr>
+          <w:rStyle w:val="VerbatimChar"/>
+          <w:color w:val="00BFFF"/>
         </w:rPr>
         <w:t xml:space="preserve">│              Brief description                             │</w:t>
       </w:r>
       <w:r>
-        <w:br/>
-      </w:r>
-      <w:r>
-        <w:rPr>
-          <w:rStyle w:val="VerbatimChar"/>
+        <w:rPr>
+          <w:color w:val="00BFFF"/>
+        </w:rPr>
+        <w:br/>
+      </w:r>
+      <w:r>
+        <w:rPr>
+          <w:rStyle w:val="VerbatimChar"/>
+          <w:color w:val="00BFFF"/>
         </w:rPr>
         <w:t xml:space="preserve">│              (Open Sans, 16pt, Sky Blue)                   │</w:t>
       </w:r>
       <w:r>
-        <w:br/>
-      </w:r>
-      <w:r>
-        <w:rPr>
-          <w:rStyle w:val="VerbatimChar"/>
+        <w:rPr>
+          <w:color w:val="00BFFF"/>
+        </w:rPr>
+        <w:br/>
+      </w:r>
+      <w:r>
+        <w:rPr>
+          <w:rStyle w:val="VerbatimChar"/>
+          <w:color w:val="00BFFF"/>
         </w:rPr>
         <w:t xml:space="preserve">│                                                             │</w:t>
       </w:r>
       <w:r>
-        <w:br/>
-      </w:r>
-      <w:r>
-        <w:rPr>
-          <w:rStyle w:val="VerbatimChar"/>
+        <w:rPr>
+          <w:color w:val="00BFFF"/>
+        </w:rPr>
+        <w:br/>
+      </w:r>
+      <w:r>
+        <w:rPr>
+          <w:rStyle w:val="VerbatimChar"/>
+          <w:color w:val="00BFFF"/>
         </w:rPr>
         <w:t xml:space="preserve">└─────────────────────────────────────────────────────────────┘</w:t>
       </w:r>
@@ -1142,162 +1745,236 @@
     <w:p>
       <w:pPr>
         <w:pStyle w:val="Heading3"/>
+        <w:rPr>
+          <w:color w:val="E08A00"/>
+        </w:rPr>
       </w:pPr>
       <w:r>
+        <w:rPr>
+          <w:b/>
+          <w:color w:val="E08A00"/>
+          <w:sz w:val="26"/>
+        </w:rPr>
         <w:t xml:space="preserve">3. CONTENT SLIDE (Standard)</w:t>
       </w:r>
     </w:p>
     <w:p>
       <w:pPr>
         <w:pStyle w:val="SourceCode"/>
+        <w:shd w:fill="1B2838" w:val="clear"/>
       </w:pPr>
       <w:r>
         <w:rPr>
           <w:rStyle w:val="VerbatimChar"/>
+          <w:color w:val="00BFFF"/>
         </w:rPr>
         <w:t xml:space="preserve">┌─────────────────────────────────────────────────────────────┐</w:t>
       </w:r>
       <w:r>
-        <w:br/>
-      </w:r>
-      <w:r>
-        <w:rPr>
-          <w:rStyle w:val="VerbatimChar"/>
+        <w:rPr>
+          <w:color w:val="00BFFF"/>
+        </w:rPr>
+        <w:br/>
+      </w:r>
+      <w:r>
+        <w:rPr>
+          <w:rStyle w:val="VerbatimChar"/>
+          <w:color w:val="00BFFF"/>
         </w:rPr>
         <w:t xml:space="preserve">│  [LOGO 30px]    Slide Title (Montserrat Bold, 28pt, Sky Blue)  [#] │</w:t>
       </w:r>
       <w:r>
-        <w:br/>
-      </w:r>
-      <w:r>
-        <w:rPr>
-          <w:rStyle w:val="VerbatimChar"/>
+        <w:rPr>
+          <w:color w:val="00BFFF"/>
+        </w:rPr>
+        <w:br/>
+      </w:r>
+      <w:r>
+        <w:rPr>
+          <w:rStyle w:val="VerbatimChar"/>
+          <w:color w:val="00BFFF"/>
         </w:rPr>
         <w:t xml:space="preserve">│  ─────────────────────────────────────────────────────────  │</w:t>
       </w:r>
       <w:r>
-        <w:br/>
-      </w:r>
-      <w:r>
-        <w:rPr>
-          <w:rStyle w:val="VerbatimChar"/>
+        <w:rPr>
+          <w:color w:val="00BFFF"/>
+        </w:rPr>
+        <w:br/>
+      </w:r>
+      <w:r>
+        <w:rPr>
+          <w:rStyle w:val="VerbatimChar"/>
+          <w:color w:val="00BFFF"/>
         </w:rPr>
         <w:t xml:space="preserve">│  Orange accent line (2px)                                   │</w:t>
       </w:r>
       <w:r>
-        <w:br/>
-      </w:r>
-      <w:r>
-        <w:rPr>
-          <w:rStyle w:val="VerbatimChar"/>
+        <w:rPr>
+          <w:color w:val="00BFFF"/>
+        </w:rPr>
+        <w:br/>
+      </w:r>
+      <w:r>
+        <w:rPr>
+          <w:rStyle w:val="VerbatimChar"/>
+          <w:color w:val="00BFFF"/>
         </w:rPr>
         <w:t xml:space="preserve">│                                                             │</w:t>
       </w:r>
       <w:r>
-        <w:br/>
-      </w:r>
-      <w:r>
-        <w:rPr>
-          <w:rStyle w:val="VerbatimChar"/>
+        <w:rPr>
+          <w:color w:val="00BFFF"/>
+        </w:rPr>
+        <w:br/>
+      </w:r>
+      <w:r>
+        <w:rPr>
+          <w:rStyle w:val="VerbatimChar"/>
+          <w:color w:val="00BFFF"/>
         </w:rPr>
         <w:t xml:space="preserve">│  • Bullet point text (Open Sans, 18pt, #333)               │</w:t>
       </w:r>
       <w:r>
-        <w:br/>
-      </w:r>
-      <w:r>
-        <w:rPr>
-          <w:rStyle w:val="VerbatimChar"/>
+        <w:rPr>
+          <w:color w:val="00BFFF"/>
+        </w:rPr>
+        <w:br/>
+      </w:r>
+      <w:r>
+        <w:rPr>
+          <w:rStyle w:val="VerbatimChar"/>
+          <w:color w:val="00BFFF"/>
         </w:rPr>
         <w:t xml:space="preserve">│    - Sub-bullet (Open Sans, 16pt, #666)                    │</w:t>
       </w:r>
       <w:r>
-        <w:br/>
-      </w:r>
-      <w:r>
-        <w:rPr>
-          <w:rStyle w:val="VerbatimChar"/>
+        <w:rPr>
+          <w:color w:val="00BFFF"/>
+        </w:rPr>
+        <w:br/>
+      </w:r>
+      <w:r>
+        <w:rPr>
+          <w:rStyle w:val="VerbatimChar"/>
+          <w:color w:val="00BFFF"/>
         </w:rPr>
         <w:t xml:space="preserve">│                                                             │</w:t>
       </w:r>
       <w:r>
-        <w:br/>
-      </w:r>
-      <w:r>
-        <w:rPr>
-          <w:rStyle w:val="VerbatimChar"/>
+        <w:rPr>
+          <w:color w:val="00BFFF"/>
+        </w:rPr>
+        <w:br/>
+      </w:r>
+      <w:r>
+        <w:rPr>
+          <w:rStyle w:val="VerbatimChar"/>
+          <w:color w:val="00BFFF"/>
         </w:rPr>
         <w:t xml:space="preserve">│  • Second point                                            │</w:t>
       </w:r>
       <w:r>
-        <w:br/>
-      </w:r>
-      <w:r>
-        <w:rPr>
-          <w:rStyle w:val="VerbatimChar"/>
+        <w:rPr>
+          <w:color w:val="00BFFF"/>
+        </w:rPr>
+        <w:br/>
+      </w:r>
+      <w:r>
+        <w:rPr>
+          <w:rStyle w:val="VerbatimChar"/>
+          <w:color w:val="00BFFF"/>
         </w:rPr>
         <w:t xml:space="preserve">│    - Supporting detail                                     │</w:t>
       </w:r>
       <w:r>
-        <w:br/>
-      </w:r>
-      <w:r>
-        <w:rPr>
-          <w:rStyle w:val="VerbatimChar"/>
+        <w:rPr>
+          <w:color w:val="00BFFF"/>
+        </w:rPr>
+        <w:br/>
+      </w:r>
+      <w:r>
+        <w:rPr>
+          <w:rStyle w:val="VerbatimChar"/>
+          <w:color w:val="00BFFF"/>
         </w:rPr>
         <w:t xml:space="preserve">│                                                             │</w:t>
       </w:r>
       <w:r>
-        <w:br/>
-      </w:r>
-      <w:r>
-        <w:rPr>
-          <w:rStyle w:val="VerbatimChar"/>
+        <w:rPr>
+          <w:color w:val="00BFFF"/>
+        </w:rPr>
+        <w:br/>
+      </w:r>
+      <w:r>
+        <w:rPr>
+          <w:rStyle w:val="VerbatimChar"/>
+          <w:color w:val="00BFFF"/>
         </w:rPr>
         <w:t xml:space="preserve">│  • Third point                                             │</w:t>
       </w:r>
       <w:r>
-        <w:br/>
-      </w:r>
-      <w:r>
-        <w:rPr>
-          <w:rStyle w:val="VerbatimChar"/>
+        <w:rPr>
+          <w:color w:val="00BFFF"/>
+        </w:rPr>
+        <w:br/>
+      </w:r>
+      <w:r>
+        <w:rPr>
+          <w:rStyle w:val="VerbatimChar"/>
+          <w:color w:val="00BFFF"/>
         </w:rPr>
         <w:t xml:space="preserve">│    - Supporting detail                                     │</w:t>
       </w:r>
       <w:r>
-        <w:br/>
-      </w:r>
-      <w:r>
-        <w:rPr>
-          <w:rStyle w:val="VerbatimChar"/>
+        <w:rPr>
+          <w:color w:val="00BFFF"/>
+        </w:rPr>
+        <w:br/>
+      </w:r>
+      <w:r>
+        <w:rPr>
+          <w:rStyle w:val="VerbatimChar"/>
+          <w:color w:val="00BFFF"/>
         </w:rPr>
         <w:t xml:space="preserve">│                                                             │</w:t>
       </w:r>
       <w:r>
-        <w:br/>
-      </w:r>
-      <w:r>
-        <w:rPr>
-          <w:rStyle w:val="VerbatimChar"/>
+        <w:rPr>
+          <w:color w:val="00BFFF"/>
+        </w:rPr>
+        <w:br/>
+      </w:r>
+      <w:r>
+        <w:rPr>
+          <w:rStyle w:val="VerbatimChar"/>
+          <w:color w:val="00BFFF"/>
         </w:rPr>
         <w:t xml:space="preserve">│  ▓▓▓▓▓▓▓▓▓▓▓▓▓▓▓▓▓▓▓▓▓▓▓▓▓▓▓▓▓▓▓▓▓▓▓▓▓▓▓▓▓▓▓▓▓▓▓▓▓▓▓  │</w:t>
       </w:r>
       <w:r>
-        <w:br/>
-      </w:r>
-      <w:r>
-        <w:rPr>
-          <w:rStyle w:val="VerbatimChar"/>
+        <w:rPr>
+          <w:color w:val="00BFFF"/>
+        </w:rPr>
+        <w:br/>
+      </w:r>
+      <w:r>
+        <w:rPr>
+          <w:rStyle w:val="VerbatimChar"/>
+          <w:color w:val="00BFFF"/>
         </w:rPr>
         <w:t xml:space="preserve">│  Footer: PECH Group Holdings Ltd | Confidential     [#/#] │</w:t>
       </w:r>
       <w:r>
-        <w:br/>
-      </w:r>
-      <w:r>
-        <w:rPr>
-          <w:rStyle w:val="VerbatimChar"/>
+        <w:rPr>
+          <w:color w:val="00BFFF"/>
+        </w:rPr>
+        <w:br/>
+      </w:r>
+      <w:r>
+        <w:rPr>
+          <w:rStyle w:val="VerbatimChar"/>
+          <w:color w:val="00BFFF"/>
         </w:rPr>
         <w:t xml:space="preserve">└─────────────────────────────────────────────────────────────┘</w:t>
       </w:r>
@@ -1344,144 +2021,210 @@
     <w:p>
       <w:pPr>
         <w:pStyle w:val="Heading3"/>
+        <w:rPr>
+          <w:color w:val="E08A00"/>
+        </w:rPr>
       </w:pPr>
       <w:r>
+        <w:rPr>
+          <w:b/>
+          <w:color w:val="E08A00"/>
+          <w:sz w:val="26"/>
+        </w:rPr>
         <w:t xml:space="preserve">4. TWO-COLUMN SLIDE</w:t>
       </w:r>
     </w:p>
     <w:p>
       <w:pPr>
         <w:pStyle w:val="SourceCode"/>
+        <w:shd w:fill="1B2838" w:val="clear"/>
       </w:pPr>
       <w:r>
         <w:rPr>
           <w:rStyle w:val="VerbatimChar"/>
+          <w:color w:val="00BFFF"/>
         </w:rPr>
         <w:t xml:space="preserve">┌─────────────────────────────────────────────────────────────┐</w:t>
       </w:r>
       <w:r>
-        <w:br/>
-      </w:r>
-      <w:r>
-        <w:rPr>
-          <w:rStyle w:val="VerbatimChar"/>
+        <w:rPr>
+          <w:color w:val="00BFFF"/>
+        </w:rPr>
+        <w:br/>
+      </w:r>
+      <w:r>
+        <w:rPr>
+          <w:rStyle w:val="VerbatimChar"/>
+          <w:color w:val="00BFFF"/>
         </w:rPr>
         <w:t xml:space="preserve">│  [LOGO]    Slide Title                              [#]    │</w:t>
       </w:r>
       <w:r>
-        <w:br/>
-      </w:r>
-      <w:r>
-        <w:rPr>
-          <w:rStyle w:val="VerbatimChar"/>
+        <w:rPr>
+          <w:color w:val="00BFFF"/>
+        </w:rPr>
+        <w:br/>
+      </w:r>
+      <w:r>
+        <w:rPr>
+          <w:rStyle w:val="VerbatimChar"/>
+          <w:color w:val="00BFFF"/>
         </w:rPr>
         <w:t xml:space="preserve">│  ─────────────────────────────────────────────────────────  │</w:t>
       </w:r>
       <w:r>
-        <w:br/>
-      </w:r>
-      <w:r>
-        <w:rPr>
-          <w:rStyle w:val="VerbatimChar"/>
+        <w:rPr>
+          <w:color w:val="00BFFF"/>
+        </w:rPr>
+        <w:br/>
+      </w:r>
+      <w:r>
+        <w:rPr>
+          <w:rStyle w:val="VerbatimChar"/>
+          <w:color w:val="00BFFF"/>
         </w:rPr>
         <w:t xml:space="preserve">│                                                             │</w:t>
       </w:r>
       <w:r>
-        <w:br/>
-      </w:r>
-      <w:r>
-        <w:rPr>
-          <w:rStyle w:val="VerbatimChar"/>
+        <w:rPr>
+          <w:color w:val="00BFFF"/>
+        </w:rPr>
+        <w:br/>
+      </w:r>
+      <w:r>
+        <w:rPr>
+          <w:rStyle w:val="VerbatimChar"/>
+          <w:color w:val="00BFFF"/>
         </w:rPr>
         <w:t xml:space="preserve">│  ┌────────────────────┐  ┌────────────────────┐           │</w:t>
       </w:r>
       <w:r>
-        <w:br/>
-      </w:r>
-      <w:r>
-        <w:rPr>
-          <w:rStyle w:val="VerbatimChar"/>
+        <w:rPr>
+          <w:color w:val="00BFFF"/>
+        </w:rPr>
+        <w:br/>
+      </w:r>
+      <w:r>
+        <w:rPr>
+          <w:rStyle w:val="VerbatimChar"/>
+          <w:color w:val="00BFFF"/>
         </w:rPr>
         <w:t xml:space="preserve">│  │                    │  │                    │           │</w:t>
       </w:r>
       <w:r>
-        <w:br/>
-      </w:r>
-      <w:r>
-        <w:rPr>
-          <w:rStyle w:val="VerbatimChar"/>
+        <w:rPr>
+          <w:color w:val="00BFFF"/>
+        </w:rPr>
+        <w:br/>
+      </w:r>
+      <w:r>
+        <w:rPr>
+          <w:rStyle w:val="VerbatimChar"/>
+          <w:color w:val="00BFFF"/>
         </w:rPr>
         <w:t xml:space="preserve">│  │   LEFT COLUMN      │  │   RIGHT COLUMN     │           │</w:t>
       </w:r>
       <w:r>
-        <w:br/>
-      </w:r>
-      <w:r>
-        <w:rPr>
-          <w:rStyle w:val="VerbatimChar"/>
+        <w:rPr>
+          <w:color w:val="00BFFF"/>
+        </w:rPr>
+        <w:br/>
+      </w:r>
+      <w:r>
+        <w:rPr>
+          <w:rStyle w:val="VerbatimChar"/>
+          <w:color w:val="00BFFF"/>
         </w:rPr>
         <w:t xml:space="preserve">│  │                    │  │                    │           │</w:t>
       </w:r>
       <w:r>
-        <w:br/>
-      </w:r>
-      <w:r>
-        <w:rPr>
-          <w:rStyle w:val="VerbatimChar"/>
+        <w:rPr>
+          <w:color w:val="00BFFF"/>
+        </w:rPr>
+        <w:br/>
+      </w:r>
+      <w:r>
+        <w:rPr>
+          <w:rStyle w:val="VerbatimChar"/>
+          <w:color w:val="00BFFF"/>
         </w:rPr>
         <w:t xml:space="preserve">│  │   Content area     │  │   Content area     │           │</w:t>
       </w:r>
       <w:r>
-        <w:br/>
-      </w:r>
-      <w:r>
-        <w:rPr>
-          <w:rStyle w:val="VerbatimChar"/>
+        <w:rPr>
+          <w:color w:val="00BFFF"/>
+        </w:rPr>
+        <w:br/>
+      </w:r>
+      <w:r>
+        <w:rPr>
+          <w:rStyle w:val="VerbatimChar"/>
+          <w:color w:val="00BFFF"/>
         </w:rPr>
         <w:t xml:space="preserve">│  │   (48% width)      │  │   (48% width)      │           │</w:t>
       </w:r>
       <w:r>
-        <w:br/>
-      </w:r>
-      <w:r>
-        <w:rPr>
-          <w:rStyle w:val="VerbatimChar"/>
+        <w:rPr>
+          <w:color w:val="00BFFF"/>
+        </w:rPr>
+        <w:br/>
+      </w:r>
+      <w:r>
+        <w:rPr>
+          <w:rStyle w:val="VerbatimChar"/>
+          <w:color w:val="00BFFF"/>
         </w:rPr>
         <w:t xml:space="preserve">│  │                    │  │                    │           │</w:t>
       </w:r>
       <w:r>
-        <w:br/>
-      </w:r>
-      <w:r>
-        <w:rPr>
-          <w:rStyle w:val="VerbatimChar"/>
+        <w:rPr>
+          <w:color w:val="00BFFF"/>
+        </w:rPr>
+        <w:br/>
+      </w:r>
+      <w:r>
+        <w:rPr>
+          <w:rStyle w:val="VerbatimChar"/>
+          <w:color w:val="00BFFF"/>
         </w:rPr>
         <w:t xml:space="preserve">│  └────────────────────┘  └────────────────────┘           │</w:t>
       </w:r>
       <w:r>
-        <w:br/>
-      </w:r>
-      <w:r>
-        <w:rPr>
-          <w:rStyle w:val="VerbatimChar"/>
+        <w:rPr>
+          <w:color w:val="00BFFF"/>
+        </w:rPr>
+        <w:br/>
+      </w:r>
+      <w:r>
+        <w:rPr>
+          <w:rStyle w:val="VerbatimChar"/>
+          <w:color w:val="00BFFF"/>
         </w:rPr>
         <w:t xml:space="preserve">│                                                             │</w:t>
       </w:r>
       <w:r>
-        <w:br/>
-      </w:r>
-      <w:r>
-        <w:rPr>
-          <w:rStyle w:val="VerbatimChar"/>
+        <w:rPr>
+          <w:color w:val="00BFFF"/>
+        </w:rPr>
+        <w:br/>
+      </w:r>
+      <w:r>
+        <w:rPr>
+          <w:rStyle w:val="VerbatimChar"/>
+          <w:color w:val="00BFFF"/>
         </w:rPr>
         <w:t xml:space="preserve">│  Footer                                              [#/#] │</w:t>
       </w:r>
       <w:r>
-        <w:br/>
-      </w:r>
-      <w:r>
-        <w:rPr>
-          <w:rStyle w:val="VerbatimChar"/>
+        <w:rPr>
+          <w:color w:val="00BFFF"/>
+        </w:rPr>
+        <w:br/>
+      </w:r>
+      <w:r>
+        <w:rPr>
+          <w:rStyle w:val="VerbatimChar"/>
+          <w:color w:val="00BFFF"/>
         </w:rPr>
         <w:t xml:space="preserve">└─────────────────────────────────────────────────────────────┘</w:t>
       </w:r>
@@ -1498,162 +2241,236 @@
     <w:p>
       <w:pPr>
         <w:pStyle w:val="Heading3"/>
+        <w:rPr>
+          <w:color w:val="E08A00"/>
+        </w:rPr>
       </w:pPr>
       <w:r>
+        <w:rPr>
+          <w:b/>
+          <w:color w:val="E08A00"/>
+          <w:sz w:val="26"/>
+        </w:rPr>
         <w:t xml:space="preserve">5. IMAGE + TEXT SLIDE</w:t>
       </w:r>
     </w:p>
     <w:p>
       <w:pPr>
         <w:pStyle w:val="SourceCode"/>
+        <w:shd w:fill="1B2838" w:val="clear"/>
       </w:pPr>
       <w:r>
         <w:rPr>
           <w:rStyle w:val="VerbatimChar"/>
+          <w:color w:val="00BFFF"/>
         </w:rPr>
         <w:t xml:space="preserve">┌─────────────────────────────────────────────────────────────┐</w:t>
       </w:r>
       <w:r>
-        <w:br/>
-      </w:r>
-      <w:r>
-        <w:rPr>
-          <w:rStyle w:val="VerbatimChar"/>
+        <w:rPr>
+          <w:color w:val="00BFFF"/>
+        </w:rPr>
+        <w:br/>
+      </w:r>
+      <w:r>
+        <w:rPr>
+          <w:rStyle w:val="VerbatimChar"/>
+          <w:color w:val="00BFFF"/>
         </w:rPr>
         <w:t xml:space="preserve">│  [LOGO]    Slide Title                              [#]    │</w:t>
       </w:r>
       <w:r>
-        <w:br/>
-      </w:r>
-      <w:r>
-        <w:rPr>
-          <w:rStyle w:val="VerbatimChar"/>
+        <w:rPr>
+          <w:color w:val="00BFFF"/>
+        </w:rPr>
+        <w:br/>
+      </w:r>
+      <w:r>
+        <w:rPr>
+          <w:rStyle w:val="VerbatimChar"/>
+          <w:color w:val="00BFFF"/>
         </w:rPr>
         <w:t xml:space="preserve">│  ─────────────────────────────────────────────────────────  │</w:t>
       </w:r>
       <w:r>
-        <w:br/>
-      </w:r>
-      <w:r>
-        <w:rPr>
-          <w:rStyle w:val="VerbatimChar"/>
+        <w:rPr>
+          <w:color w:val="00BFFF"/>
+        </w:rPr>
+        <w:br/>
+      </w:r>
+      <w:r>
+        <w:rPr>
+          <w:rStyle w:val="VerbatimChar"/>
+          <w:color w:val="00BFFF"/>
         </w:rPr>
         <w:t xml:space="preserve">│                                                             │</w:t>
       </w:r>
       <w:r>
-        <w:br/>
-      </w:r>
-      <w:r>
-        <w:rPr>
-          <w:rStyle w:val="VerbatimChar"/>
+        <w:rPr>
+          <w:color w:val="00BFFF"/>
+        </w:rPr>
+        <w:br/>
+      </w:r>
+      <w:r>
+        <w:rPr>
+          <w:rStyle w:val="VerbatimChar"/>
+          <w:color w:val="00BFFF"/>
         </w:rPr>
         <w:t xml:space="preserve">│  ┌─────────────────┐  ┌──────────────────────┐            │</w:t>
       </w:r>
       <w:r>
-        <w:br/>
-      </w:r>
-      <w:r>
-        <w:rPr>
-          <w:rStyle w:val="VerbatimChar"/>
+        <w:rPr>
+          <w:color w:val="00BFFF"/>
+        </w:rPr>
+        <w:br/>
+      </w:r>
+      <w:r>
+        <w:rPr>
+          <w:rStyle w:val="VerbatimChar"/>
+          <w:color w:val="00BFFF"/>
         </w:rPr>
         <w:t xml:space="preserve">│  │                 │  │                      │            │</w:t>
       </w:r>
       <w:r>
-        <w:br/>
-      </w:r>
-      <w:r>
-        <w:rPr>
-          <w:rStyle w:val="VerbatimChar"/>
+        <w:rPr>
+          <w:color w:val="00BFFF"/>
+        </w:rPr>
+        <w:br/>
+      </w:r>
+      <w:r>
+        <w:rPr>
+          <w:rStyle w:val="VerbatimChar"/>
+          <w:color w:val="00BFFF"/>
         </w:rPr>
         <w:t xml:space="preserve">│  │   [IMAGE]       │  │  Text content area   │            │</w:t>
       </w:r>
       <w:r>
-        <w:br/>
-      </w:r>
-      <w:r>
-        <w:rPr>
-          <w:rStyle w:val="VerbatimChar"/>
+        <w:rPr>
+          <w:color w:val="00BFFF"/>
+        </w:rPr>
+        <w:br/>
+      </w:r>
+      <w:r>
+        <w:rPr>
+          <w:rStyle w:val="VerbatimChar"/>
+          <w:color w:val="00BFFF"/>
         </w:rPr>
         <w:t xml:space="preserve">│  │                 │  │                      │            │</w:t>
       </w:r>
       <w:r>
-        <w:br/>
-      </w:r>
-      <w:r>
-        <w:rPr>
-          <w:rStyle w:val="VerbatimChar"/>
+        <w:rPr>
+          <w:color w:val="00BFFF"/>
+        </w:rPr>
+        <w:br/>
+      </w:r>
+      <w:r>
+        <w:rPr>
+          <w:rStyle w:val="VerbatimChar"/>
+          <w:color w:val="00BFFF"/>
         </w:rPr>
         <w:t xml:space="preserve">│  │   (45% width)   │  │  • Key point         │            │</w:t>
       </w:r>
       <w:r>
-        <w:br/>
-      </w:r>
-      <w:r>
-        <w:rPr>
-          <w:rStyle w:val="VerbatimChar"/>
+        <w:rPr>
+          <w:color w:val="00BFFF"/>
+        </w:rPr>
+        <w:br/>
+      </w:r>
+      <w:r>
+        <w:rPr>
+          <w:rStyle w:val="VerbatimChar"/>
+          <w:color w:val="00BFFF"/>
         </w:rPr>
         <w:t xml:space="preserve">│  │                 │  │  • Key point         │            │</w:t>
       </w:r>
       <w:r>
-        <w:br/>
-      </w:r>
-      <w:r>
-        <w:rPr>
-          <w:rStyle w:val="VerbatimChar"/>
+        <w:rPr>
+          <w:color w:val="00BFFF"/>
+        </w:rPr>
+        <w:br/>
+      </w:r>
+      <w:r>
+        <w:rPr>
+          <w:rStyle w:val="VerbatimChar"/>
+          <w:color w:val="00BFFF"/>
         </w:rPr>
         <w:t xml:space="preserve">│  │   Rounded 8px   │  │  • Key point         │            │</w:t>
       </w:r>
       <w:r>
-        <w:br/>
-      </w:r>
-      <w:r>
-        <w:rPr>
-          <w:rStyle w:val="VerbatimChar"/>
+        <w:rPr>
+          <w:color w:val="00BFFF"/>
+        </w:rPr>
+        <w:br/>
+      </w:r>
+      <w:r>
+        <w:rPr>
+          <w:rStyle w:val="VerbatimChar"/>
+          <w:color w:val="00BFFF"/>
         </w:rPr>
         <w:t xml:space="preserve">│  │   corners       │  │                      │            │</w:t>
       </w:r>
       <w:r>
-        <w:br/>
-      </w:r>
-      <w:r>
-        <w:rPr>
-          <w:rStyle w:val="VerbatimChar"/>
+        <w:rPr>
+          <w:color w:val="00BFFF"/>
+        </w:rPr>
+        <w:br/>
+      </w:r>
+      <w:r>
+        <w:rPr>
+          <w:rStyle w:val="VerbatimChar"/>
+          <w:color w:val="00BFFF"/>
         </w:rPr>
         <w:t xml:space="preserve">│  │                 │  │  (50% width)         │            │</w:t>
       </w:r>
       <w:r>
-        <w:br/>
-      </w:r>
-      <w:r>
-        <w:rPr>
-          <w:rStyle w:val="VerbatimChar"/>
+        <w:rPr>
+          <w:color w:val="00BFFF"/>
+        </w:rPr>
+        <w:br/>
+      </w:r>
+      <w:r>
+        <w:rPr>
+          <w:rStyle w:val="VerbatimChar"/>
+          <w:color w:val="00BFFF"/>
         </w:rPr>
         <w:t xml:space="preserve">│  └─────────────────┘  └──────────────────────┘            │</w:t>
       </w:r>
       <w:r>
-        <w:br/>
-      </w:r>
-      <w:r>
-        <w:rPr>
-          <w:rStyle w:val="VerbatimChar"/>
+        <w:rPr>
+          <w:color w:val="00BFFF"/>
+        </w:rPr>
+        <w:br/>
+      </w:r>
+      <w:r>
+        <w:rPr>
+          <w:rStyle w:val="VerbatimChar"/>
+          <w:color w:val="00BFFF"/>
         </w:rPr>
         <w:t xml:space="preserve">│                                                             │</w:t>
       </w:r>
       <w:r>
-        <w:br/>
-      </w:r>
-      <w:r>
-        <w:rPr>
-          <w:rStyle w:val="VerbatimChar"/>
+        <w:rPr>
+          <w:color w:val="00BFFF"/>
+        </w:rPr>
+        <w:br/>
+      </w:r>
+      <w:r>
+        <w:rPr>
+          <w:rStyle w:val="VerbatimChar"/>
+          <w:color w:val="00BFFF"/>
         </w:rPr>
         <w:t xml:space="preserve">│  Footer                                              [#/#] │</w:t>
       </w:r>
       <w:r>
-        <w:br/>
-      </w:r>
-      <w:r>
-        <w:rPr>
-          <w:rStyle w:val="VerbatimChar"/>
+        <w:rPr>
+          <w:color w:val="00BFFF"/>
+        </w:rPr>
+        <w:br/>
+      </w:r>
+      <w:r>
+        <w:rPr>
+          <w:rStyle w:val="VerbatimChar"/>
+          <w:color w:val="00BFFF"/>
         </w:rPr>
         <w:t xml:space="preserve">└─────────────────────────────────────────────────────────────┘</w:t>
       </w:r>
@@ -1670,216 +2487,314 @@
     <w:p>
       <w:pPr>
         <w:pStyle w:val="Heading3"/>
+        <w:rPr>
+          <w:color w:val="E08A00"/>
+        </w:rPr>
       </w:pPr>
       <w:r>
+        <w:rPr>
+          <w:b/>
+          <w:color w:val="E08A00"/>
+          <w:sz w:val="26"/>
+        </w:rPr>
         <w:t xml:space="preserve">6. DATA / CHART SLIDE</w:t>
       </w:r>
     </w:p>
     <w:p>
       <w:pPr>
         <w:pStyle w:val="SourceCode"/>
+        <w:shd w:fill="1B2838" w:val="clear"/>
       </w:pPr>
       <w:r>
         <w:rPr>
           <w:rStyle w:val="VerbatimChar"/>
+          <w:color w:val="00BFFF"/>
         </w:rPr>
         <w:t xml:space="preserve">┌─────────────────────────────────────────────────────────────┐</w:t>
       </w:r>
       <w:r>
-        <w:br/>
-      </w:r>
-      <w:r>
-        <w:rPr>
-          <w:rStyle w:val="VerbatimChar"/>
+        <w:rPr>
+          <w:color w:val="00BFFF"/>
+        </w:rPr>
+        <w:br/>
+      </w:r>
+      <w:r>
+        <w:rPr>
+          <w:rStyle w:val="VerbatimChar"/>
+          <w:color w:val="00BFFF"/>
         </w:rPr>
         <w:t xml:space="preserve">│  [LOGO]    Slide Title                              [#]    │</w:t>
       </w:r>
       <w:r>
-        <w:br/>
-      </w:r>
-      <w:r>
-        <w:rPr>
-          <w:rStyle w:val="VerbatimChar"/>
+        <w:rPr>
+          <w:color w:val="00BFFF"/>
+        </w:rPr>
+        <w:br/>
+      </w:r>
+      <w:r>
+        <w:rPr>
+          <w:rStyle w:val="VerbatimChar"/>
+          <w:color w:val="00BFFF"/>
         </w:rPr>
         <w:t xml:space="preserve">│  ─────────────────────────────────────────────────────────  │</w:t>
       </w:r>
       <w:r>
-        <w:br/>
-      </w:r>
-      <w:r>
-        <w:rPr>
-          <w:rStyle w:val="VerbatimChar"/>
+        <w:rPr>
+          <w:color w:val="00BFFF"/>
+        </w:rPr>
+        <w:br/>
+      </w:r>
+      <w:r>
+        <w:rPr>
+          <w:rStyle w:val="VerbatimChar"/>
+          <w:color w:val="00BFFF"/>
         </w:rPr>
         <w:t xml:space="preserve">│                                                             │</w:t>
       </w:r>
       <w:r>
-        <w:br/>
-      </w:r>
-      <w:r>
-        <w:rPr>
-          <w:rStyle w:val="VerbatimChar"/>
+        <w:rPr>
+          <w:color w:val="00BFFF"/>
+        </w:rPr>
+        <w:br/>
+      </w:r>
+      <w:r>
+        <w:rPr>
+          <w:rStyle w:val="VerbatimChar"/>
+          <w:color w:val="00BFFF"/>
         </w:rPr>
         <w:t xml:space="preserve">│  ┌───────────────────────────────────────────────────────┐ │</w:t>
       </w:r>
       <w:r>
-        <w:br/>
-      </w:r>
-      <w:r>
-        <w:rPr>
-          <w:rStyle w:val="VerbatimChar"/>
+        <w:rPr>
+          <w:color w:val="00BFFF"/>
+        </w:rPr>
+        <w:br/>
+      </w:r>
+      <w:r>
+        <w:rPr>
+          <w:rStyle w:val="VerbatimChar"/>
+          <w:color w:val="00BFFF"/>
         </w:rPr>
         <w:t xml:space="preserve">│  │                                                       │ │</w:t>
       </w:r>
       <w:r>
-        <w:br/>
-      </w:r>
-      <w:r>
-        <w:rPr>
-          <w:rStyle w:val="VerbatimChar"/>
+        <w:rPr>
+          <w:color w:val="00BFFF"/>
+        </w:rPr>
+        <w:br/>
+      </w:r>
+      <w:r>
+        <w:rPr>
+          <w:rStyle w:val="VerbatimChar"/>
+          <w:color w:val="00BFFF"/>
         </w:rPr>
         <w:t xml:space="preserve">│  │   [CHART / GRAPH AREA]                               │ │</w:t>
       </w:r>
       <w:r>
-        <w:br/>
-      </w:r>
-      <w:r>
-        <w:rPr>
-          <w:rStyle w:val="VerbatimChar"/>
+        <w:rPr>
+          <w:color w:val="00BFFF"/>
+        </w:rPr>
+        <w:br/>
+      </w:r>
+      <w:r>
+        <w:rPr>
+          <w:rStyle w:val="VerbatimChar"/>
+          <w:color w:val="00BFFF"/>
         </w:rPr>
         <w:t xml:space="preserve">│  │                                                       │ │</w:t>
       </w:r>
       <w:r>
-        <w:br/>
-      </w:r>
-      <w:r>
-        <w:rPr>
-          <w:rStyle w:val="VerbatimChar"/>
+        <w:rPr>
+          <w:color w:val="00BFFF"/>
+        </w:rPr>
+        <w:br/>
+      </w:r>
+      <w:r>
+        <w:rPr>
+          <w:rStyle w:val="VerbatimChar"/>
+          <w:color w:val="00BFFF"/>
         </w:rPr>
         <w:t xml:space="preserve">│  │   Chart colors (in order):                           │ │</w:t>
       </w:r>
       <w:r>
-        <w:br/>
-      </w:r>
-      <w:r>
-        <w:rPr>
-          <w:rStyle w:val="VerbatimChar"/>
+        <w:rPr>
+          <w:color w:val="00BFFF"/>
+        </w:rPr>
+        <w:br/>
+      </w:r>
+      <w:r>
+        <w:rPr>
+          <w:rStyle w:val="VerbatimChar"/>
+          <w:color w:val="00BFFF"/>
         </w:rPr>
         <w:t xml:space="preserve">│  │   1. Sky Blue (#00BFFF)                              │ │</w:t>
       </w:r>
       <w:r>
-        <w:br/>
-      </w:r>
-      <w:r>
-        <w:rPr>
-          <w:rStyle w:val="VerbatimChar"/>
+        <w:rPr>
+          <w:color w:val="00BFFF"/>
+        </w:rPr>
+        <w:br/>
+      </w:r>
+      <w:r>
+        <w:rPr>
+          <w:rStyle w:val="VerbatimChar"/>
+          <w:color w:val="00BFFF"/>
         </w:rPr>
         <w:t xml:space="preserve">│  │   2. Orange (#F5A623)                                │ │</w:t>
       </w:r>
       <w:r>
-        <w:br/>
-      </w:r>
-      <w:r>
-        <w:rPr>
-          <w:rStyle w:val="VerbatimChar"/>
+        <w:rPr>
+          <w:color w:val="00BFFF"/>
+        </w:rPr>
+        <w:br/>
+      </w:r>
+      <w:r>
+        <w:rPr>
+          <w:rStyle w:val="VerbatimChar"/>
+          <w:color w:val="00BFFF"/>
         </w:rPr>
         <w:t xml:space="preserve">│  │   3. Dark Blue (#0099CC)                             │ │</w:t>
       </w:r>
       <w:r>
-        <w:br/>
-      </w:r>
-      <w:r>
-        <w:rPr>
-          <w:rStyle w:val="VerbatimChar"/>
+        <w:rPr>
+          <w:color w:val="00BFFF"/>
+        </w:rPr>
+        <w:br/>
+      </w:r>
+      <w:r>
+        <w:rPr>
+          <w:rStyle w:val="VerbatimChar"/>
+          <w:color w:val="00BFFF"/>
         </w:rPr>
         <w:t xml:space="preserve">│  │   4. Dark Orange (#E08A00)                           │ │</w:t>
       </w:r>
       <w:r>
-        <w:br/>
-      </w:r>
-      <w:r>
-        <w:rPr>
-          <w:rStyle w:val="VerbatimChar"/>
+        <w:rPr>
+          <w:color w:val="00BFFF"/>
+        </w:rPr>
+        <w:br/>
+      </w:r>
+      <w:r>
+        <w:rPr>
+          <w:rStyle w:val="VerbatimChar"/>
+          <w:color w:val="00BFFF"/>
         </w:rPr>
         <w:t xml:space="preserve">│  │   5. #66D9EF (Light Cyan)                            │ │</w:t>
       </w:r>
       <w:r>
-        <w:br/>
-      </w:r>
-      <w:r>
-        <w:rPr>
-          <w:rStyle w:val="VerbatimChar"/>
+        <w:rPr>
+          <w:color w:val="00BFFF"/>
+        </w:rPr>
+        <w:br/>
+      </w:r>
+      <w:r>
+        <w:rPr>
+          <w:rStyle w:val="VerbatimChar"/>
+          <w:color w:val="00BFFF"/>
         </w:rPr>
         <w:t xml:space="preserve">│  │   6. #FFD280 (Light Orange)                          │ │</w:t>
       </w:r>
       <w:r>
-        <w:br/>
-      </w:r>
-      <w:r>
-        <w:rPr>
-          <w:rStyle w:val="VerbatimChar"/>
+        <w:rPr>
+          <w:color w:val="00BFFF"/>
+        </w:rPr>
+        <w:br/>
+      </w:r>
+      <w:r>
+        <w:rPr>
+          <w:rStyle w:val="VerbatimChar"/>
+          <w:color w:val="00BFFF"/>
         </w:rPr>
         <w:t xml:space="preserve">│  │                                                       │ │</w:t>
       </w:r>
       <w:r>
-        <w:br/>
-      </w:r>
-      <w:r>
-        <w:rPr>
-          <w:rStyle w:val="VerbatimChar"/>
+        <w:rPr>
+          <w:color w:val="00BFFF"/>
+        </w:rPr>
+        <w:br/>
+      </w:r>
+      <w:r>
+        <w:rPr>
+          <w:rStyle w:val="VerbatimChar"/>
+          <w:color w:val="00BFFF"/>
         </w:rPr>
         <w:t xml:space="preserve">│  │   Background: White or Light Gray (#F5F5F5)          │ │</w:t>
       </w:r>
       <w:r>
-        <w:br/>
-      </w:r>
-      <w:r>
-        <w:rPr>
-          <w:rStyle w:val="VerbatimChar"/>
+        <w:rPr>
+          <w:color w:val="00BFFF"/>
+        </w:rPr>
+        <w:br/>
+      </w:r>
+      <w:r>
+        <w:rPr>
+          <w:rStyle w:val="VerbatimChar"/>
+          <w:color w:val="00BFFF"/>
         </w:rPr>
         <w:t xml:space="preserve">│  │   Grid lines: #E0E0E0                                │ │</w:t>
       </w:r>
       <w:r>
-        <w:br/>
-      </w:r>
-      <w:r>
-        <w:rPr>
-          <w:rStyle w:val="VerbatimChar"/>
+        <w:rPr>
+          <w:color w:val="00BFFF"/>
+        </w:rPr>
+        <w:br/>
+      </w:r>
+      <w:r>
+        <w:rPr>
+          <w:rStyle w:val="VerbatimChar"/>
+          <w:color w:val="00BFFF"/>
         </w:rPr>
         <w:t xml:space="preserve">│  │   Labels: Open Sans, 10pt, #666                      │ │</w:t>
       </w:r>
       <w:r>
-        <w:br/>
-      </w:r>
-      <w:r>
-        <w:rPr>
-          <w:rStyle w:val="VerbatimChar"/>
+        <w:rPr>
+          <w:color w:val="00BFFF"/>
+        </w:rPr>
+        <w:br/>
+      </w:r>
+      <w:r>
+        <w:rPr>
+          <w:rStyle w:val="VerbatimChar"/>
+          <w:color w:val="00BFFF"/>
         </w:rPr>
         <w:t xml:space="preserve">│  └───────────────────────────────────────────────────────┘ │</w:t>
       </w:r>
       <w:r>
-        <w:br/>
-      </w:r>
-      <w:r>
-        <w:rPr>
-          <w:rStyle w:val="VerbatimChar"/>
+        <w:rPr>
+          <w:color w:val="00BFFF"/>
+        </w:rPr>
+        <w:br/>
+      </w:r>
+      <w:r>
+        <w:rPr>
+          <w:rStyle w:val="VerbatimChar"/>
+          <w:color w:val="00BFFF"/>
         </w:rPr>
         <w:t xml:space="preserve">│  Source: [citation] (Open Sans, 9pt, #999)                 │</w:t>
       </w:r>
       <w:r>
-        <w:br/>
-      </w:r>
-      <w:r>
-        <w:rPr>
-          <w:rStyle w:val="VerbatimChar"/>
+        <w:rPr>
+          <w:color w:val="00BFFF"/>
+        </w:rPr>
+        <w:br/>
+      </w:r>
+      <w:r>
+        <w:rPr>
+          <w:rStyle w:val="VerbatimChar"/>
+          <w:color w:val="00BFFF"/>
         </w:rPr>
         <w:t xml:space="preserve">│  Footer                                              [#/#] │</w:t>
       </w:r>
       <w:r>
-        <w:br/>
-      </w:r>
-      <w:r>
-        <w:rPr>
-          <w:rStyle w:val="VerbatimChar"/>
+        <w:rPr>
+          <w:color w:val="00BFFF"/>
+        </w:rPr>
+        <w:br/>
+      </w:r>
+      <w:r>
+        <w:rPr>
+          <w:rStyle w:val="VerbatimChar"/>
+          <w:color w:val="00BFFF"/>
         </w:rPr>
         <w:t xml:space="preserve">└─────────────────────────────────────────────────────────────┘</w:t>
       </w:r>
@@ -1896,171 +2811,249 @@
     <w:p>
       <w:pPr>
         <w:pStyle w:val="Heading3"/>
+        <w:rPr>
+          <w:color w:val="E08A00"/>
+        </w:rPr>
       </w:pPr>
       <w:r>
+        <w:rPr>
+          <w:b/>
+          <w:color w:val="E08A00"/>
+          <w:sz w:val="26"/>
+        </w:rPr>
         <w:t xml:space="preserve">7. QUOTE / TESTIMONIAL SLIDE</w:t>
       </w:r>
     </w:p>
     <w:p>
       <w:pPr>
         <w:pStyle w:val="SourceCode"/>
+        <w:shd w:fill="1B2838" w:val="clear"/>
       </w:pPr>
       <w:r>
         <w:rPr>
           <w:rStyle w:val="VerbatimChar"/>
+          <w:color w:val="00BFFF"/>
         </w:rPr>
         <w:t xml:space="preserve">┌─────────────────────────────────────────────────────────────┐</w:t>
       </w:r>
       <w:r>
-        <w:br/>
-      </w:r>
-      <w:r>
-        <w:rPr>
-          <w:rStyle w:val="VerbatimChar"/>
+        <w:rPr>
+          <w:color w:val="00BFFF"/>
+        </w:rPr>
+        <w:br/>
+      </w:r>
+      <w:r>
+        <w:rPr>
+          <w:rStyle w:val="VerbatimChar"/>
+          <w:color w:val="00BFFF"/>
         </w:rPr>
         <w:t xml:space="preserve">│ ████████████████████████████████████████████████████████████│  Background: Dark (#1B2838)</w:t>
       </w:r>
       <w:r>
-        <w:br/>
-      </w:r>
-      <w:r>
-        <w:rPr>
-          <w:rStyle w:val="VerbatimChar"/>
+        <w:rPr>
+          <w:color w:val="00BFFF"/>
+        </w:rPr>
+        <w:br/>
+      </w:r>
+      <w:r>
+        <w:rPr>
+          <w:rStyle w:val="VerbatimChar"/>
+          <w:color w:val="00BFFF"/>
         </w:rPr>
         <w:t xml:space="preserve">│                                                             │</w:t>
       </w:r>
       <w:r>
-        <w:br/>
-      </w:r>
-      <w:r>
-        <w:rPr>
-          <w:rStyle w:val="VerbatimChar"/>
+        <w:rPr>
+          <w:color w:val="00BFFF"/>
+        </w:rPr>
+        <w:br/>
+      </w:r>
+      <w:r>
+        <w:rPr>
+          <w:rStyle w:val="VerbatimChar"/>
+          <w:color w:val="00BFFF"/>
         </w:rPr>
         <w:t xml:space="preserve">│  [LOGO white]                                       [#]    │</w:t>
       </w:r>
       <w:r>
-        <w:br/>
-      </w:r>
-      <w:r>
-        <w:rPr>
-          <w:rStyle w:val="VerbatimChar"/>
+        <w:rPr>
+          <w:color w:val="00BFFF"/>
+        </w:rPr>
+        <w:br/>
+      </w:r>
+      <w:r>
+        <w:rPr>
+          <w:rStyle w:val="VerbatimChar"/>
+          <w:color w:val="00BFFF"/>
         </w:rPr>
         <w:t xml:space="preserve">│                                                             │</w:t>
       </w:r>
       <w:r>
-        <w:br/>
-      </w:r>
-      <w:r>
-        <w:rPr>
-          <w:rStyle w:val="VerbatimChar"/>
+        <w:rPr>
+          <w:color w:val="00BFFF"/>
+        </w:rPr>
+        <w:br/>
+      </w:r>
+      <w:r>
+        <w:rPr>
+          <w:rStyle w:val="VerbatimChar"/>
+          <w:color w:val="00BFFF"/>
         </w:rPr>
         <w:t xml:space="preserve">│              ❝                                              │</w:t>
       </w:r>
       <w:r>
-        <w:br/>
-      </w:r>
-      <w:r>
-        <w:rPr>
-          <w:rStyle w:val="VerbatimChar"/>
+        <w:rPr>
+          <w:color w:val="00BFFF"/>
+        </w:rPr>
+        <w:br/>
+      </w:r>
+      <w:r>
+        <w:rPr>
+          <w:rStyle w:val="VerbatimChar"/>
+          <w:color w:val="00BFFF"/>
         </w:rPr>
         <w:t xml:space="preserve">│              Quote text goes here. This is a               │</w:t>
       </w:r>
       <w:r>
-        <w:br/>
-      </w:r>
-      <w:r>
-        <w:rPr>
-          <w:rStyle w:val="VerbatimChar"/>
+        <w:rPr>
+          <w:color w:val="00BFFF"/>
+        </w:rPr>
+        <w:br/>
+      </w:r>
+      <w:r>
+        <w:rPr>
+          <w:rStyle w:val="VerbatimChar"/>
+          <w:color w:val="00BFFF"/>
         </w:rPr>
         <w:t xml:space="preserve">│              testimonial or key statement.                  │</w:t>
       </w:r>
       <w:r>
-        <w:br/>
-      </w:r>
-      <w:r>
-        <w:rPr>
-          <w:rStyle w:val="VerbatimChar"/>
+        <w:rPr>
+          <w:color w:val="00BFFF"/>
+        </w:rPr>
+        <w:br/>
+      </w:r>
+      <w:r>
+        <w:rPr>
+          <w:rStyle w:val="VerbatimChar"/>
+          <w:color w:val="00BFFF"/>
         </w:rPr>
         <w:t xml:space="preserve">│              (Open Sans Italic, 24pt, White)               │</w:t>
       </w:r>
       <w:r>
-        <w:br/>
-      </w:r>
-      <w:r>
-        <w:rPr>
-          <w:rStyle w:val="VerbatimChar"/>
+        <w:rPr>
+          <w:color w:val="00BFFF"/>
+        </w:rPr>
+        <w:br/>
+      </w:r>
+      <w:r>
+        <w:rPr>
+          <w:rStyle w:val="VerbatimChar"/>
+          <w:color w:val="00BFFF"/>
         </w:rPr>
         <w:t xml:space="preserve">│              ❞                                              │</w:t>
       </w:r>
       <w:r>
-        <w:br/>
-      </w:r>
-      <w:r>
-        <w:rPr>
-          <w:rStyle w:val="VerbatimChar"/>
+        <w:rPr>
+          <w:color w:val="00BFFF"/>
+        </w:rPr>
+        <w:br/>
+      </w:r>
+      <w:r>
+        <w:rPr>
+          <w:rStyle w:val="VerbatimChar"/>
+          <w:color w:val="00BFFF"/>
         </w:rPr>
         <w:t xml:space="preserve">│                                                             │</w:t>
       </w:r>
       <w:r>
-        <w:br/>
-      </w:r>
-      <w:r>
-        <w:rPr>
-          <w:rStyle w:val="VerbatimChar"/>
+        <w:rPr>
+          <w:color w:val="00BFFF"/>
+        </w:rPr>
+        <w:br/>
+      </w:r>
+      <w:r>
+        <w:rPr>
+          <w:rStyle w:val="VerbatimChar"/>
+          <w:color w:val="00BFFF"/>
         </w:rPr>
         <w:t xml:space="preserve">│              ─── Orange line (40px wide) ───               │</w:t>
       </w:r>
       <w:r>
-        <w:br/>
-      </w:r>
-      <w:r>
-        <w:rPr>
-          <w:rStyle w:val="VerbatimChar"/>
+        <w:rPr>
+          <w:color w:val="00BFFF"/>
+        </w:rPr>
+        <w:br/>
+      </w:r>
+      <w:r>
+        <w:rPr>
+          <w:rStyle w:val="VerbatimChar"/>
+          <w:color w:val="00BFFF"/>
         </w:rPr>
         <w:t xml:space="preserve">│                                                             │</w:t>
       </w:r>
       <w:r>
-        <w:br/>
-      </w:r>
-      <w:r>
-        <w:rPr>
-          <w:rStyle w:val="VerbatimChar"/>
+        <w:rPr>
+          <w:color w:val="00BFFF"/>
+        </w:rPr>
+        <w:br/>
+      </w:r>
+      <w:r>
+        <w:rPr>
+          <w:rStyle w:val="VerbatimChar"/>
+          <w:color w:val="00BFFF"/>
         </w:rPr>
         <w:t xml:space="preserve">│              — Speaker Name                                │</w:t>
       </w:r>
       <w:r>
-        <w:br/>
-      </w:r>
-      <w:r>
-        <w:rPr>
-          <w:rStyle w:val="VerbatimChar"/>
+        <w:rPr>
+          <w:color w:val="00BFFF"/>
+        </w:rPr>
+        <w:br/>
+      </w:r>
+      <w:r>
+        <w:rPr>
+          <w:rStyle w:val="VerbatimChar"/>
+          <w:color w:val="00BFFF"/>
         </w:rPr>
         <w:t xml:space="preserve">│              Title, Organization                           │</w:t>
       </w:r>
       <w:r>
-        <w:br/>
-      </w:r>
-      <w:r>
-        <w:rPr>
-          <w:rStyle w:val="VerbatimChar"/>
+        <w:rPr>
+          <w:color w:val="00BFFF"/>
+        </w:rPr>
+        <w:br/>
+      </w:r>
+      <w:r>
+        <w:rPr>
+          <w:rStyle w:val="VerbatimChar"/>
+          <w:color w:val="00BFFF"/>
         </w:rPr>
         <w:t xml:space="preserve">│              (Open Sans, 14pt, Sky Blue)                   │</w:t>
       </w:r>
       <w:r>
-        <w:br/>
-      </w:r>
-      <w:r>
-        <w:rPr>
-          <w:rStyle w:val="VerbatimChar"/>
+        <w:rPr>
+          <w:color w:val="00BFFF"/>
+        </w:rPr>
+        <w:br/>
+      </w:r>
+      <w:r>
+        <w:rPr>
+          <w:rStyle w:val="VerbatimChar"/>
+          <w:color w:val="00BFFF"/>
         </w:rPr>
         <w:t xml:space="preserve">│                                                             │</w:t>
       </w:r>
       <w:r>
-        <w:br/>
-      </w:r>
-      <w:r>
-        <w:rPr>
-          <w:rStyle w:val="VerbatimChar"/>
+        <w:rPr>
+          <w:color w:val="00BFFF"/>
+        </w:rPr>
+        <w:br/>
+      </w:r>
+      <w:r>
+        <w:rPr>
+          <w:rStyle w:val="VerbatimChar"/>
+          <w:color w:val="00BFFF"/>
         </w:rPr>
         <w:t xml:space="preserve">└─────────────────────────────────────────────────────────────┘</w:t>
       </w:r>
@@ -2077,198 +3070,288 @@
     <w:p>
       <w:pPr>
         <w:pStyle w:val="Heading3"/>
+        <w:rPr>
+          <w:color w:val="E08A00"/>
+        </w:rPr>
       </w:pPr>
       <w:r>
+        <w:rPr>
+          <w:b/>
+          <w:color w:val="E08A00"/>
+          <w:sz w:val="26"/>
+        </w:rPr>
         <w:t xml:space="preserve">8. CONTACT / THANK YOU SLIDE</w:t>
       </w:r>
     </w:p>
     <w:p>
       <w:pPr>
         <w:pStyle w:val="SourceCode"/>
+        <w:shd w:fill="1B2838" w:val="clear"/>
       </w:pPr>
       <w:r>
         <w:rPr>
           <w:rStyle w:val="VerbatimChar"/>
+          <w:color w:val="00BFFF"/>
         </w:rPr>
         <w:t xml:space="preserve">┌─────────────────────────────────────────────────────────────┐</w:t>
       </w:r>
       <w:r>
-        <w:br/>
-      </w:r>
-      <w:r>
-        <w:rPr>
-          <w:rStyle w:val="VerbatimChar"/>
+        <w:rPr>
+          <w:color w:val="00BFFF"/>
+        </w:rPr>
+        <w:br/>
+      </w:r>
+      <w:r>
+        <w:rPr>
+          <w:rStyle w:val="VerbatimChar"/>
+          <w:color w:val="00BFFF"/>
         </w:rPr>
         <w:t xml:space="preserve">│                                                             │</w:t>
       </w:r>
       <w:r>
-        <w:br/>
-      </w:r>
-      <w:r>
-        <w:rPr>
-          <w:rStyle w:val="VerbatimChar"/>
+        <w:rPr>
+          <w:color w:val="00BFFF"/>
+        </w:rPr>
+        <w:br/>
+      </w:r>
+      <w:r>
+        <w:rPr>
+          <w:rStyle w:val="VerbatimChar"/>
+          <w:color w:val="00BFFF"/>
         </w:rPr>
         <w:t xml:space="preserve">│              [PECH LOGO — Large, 120px]                    │</w:t>
       </w:r>
       <w:r>
-        <w:br/>
-      </w:r>
-      <w:r>
-        <w:rPr>
-          <w:rStyle w:val="VerbatimChar"/>
+        <w:rPr>
+          <w:color w:val="00BFFF"/>
+        </w:rPr>
+        <w:br/>
+      </w:r>
+      <w:r>
+        <w:rPr>
+          <w:rStyle w:val="VerbatimChar"/>
+          <w:color w:val="00BFFF"/>
         </w:rPr>
         <w:t xml:space="preserve">│                                                             │</w:t>
       </w:r>
       <w:r>
-        <w:br/>
-      </w:r>
-      <w:r>
-        <w:rPr>
-          <w:rStyle w:val="VerbatimChar"/>
+        <w:rPr>
+          <w:color w:val="00BFFF"/>
+        </w:rPr>
+        <w:br/>
+      </w:r>
+      <w:r>
+        <w:rPr>
+          <w:rStyle w:val="VerbatimChar"/>
+          <w:color w:val="00BFFF"/>
         </w:rPr>
         <w:t xml:space="preserve">│              THANK YOU                                     │</w:t>
       </w:r>
       <w:r>
-        <w:br/>
-      </w:r>
-      <w:r>
-        <w:rPr>
-          <w:rStyle w:val="VerbatimChar"/>
+        <w:rPr>
+          <w:color w:val="00BFFF"/>
+        </w:rPr>
+        <w:br/>
+      </w:r>
+      <w:r>
+        <w:rPr>
+          <w:rStyle w:val="VerbatimChar"/>
+          <w:color w:val="00BFFF"/>
         </w:rPr>
         <w:t xml:space="preserve">│              (Montserrat Bold, 48pt, Sky Blue)             │</w:t>
       </w:r>
       <w:r>
-        <w:br/>
-      </w:r>
-      <w:r>
-        <w:rPr>
-          <w:rStyle w:val="VerbatimChar"/>
+        <w:rPr>
+          <w:color w:val="00BFFF"/>
+        </w:rPr>
+        <w:br/>
+      </w:r>
+      <w:r>
+        <w:rPr>
+          <w:rStyle w:val="VerbatimChar"/>
+          <w:color w:val="00BFFF"/>
         </w:rPr>
         <w:t xml:space="preserve">│                                                             │</w:t>
       </w:r>
       <w:r>
-        <w:br/>
-      </w:r>
-      <w:r>
-        <w:rPr>
-          <w:rStyle w:val="VerbatimChar"/>
+        <w:rPr>
+          <w:color w:val="00BFFF"/>
+        </w:rPr>
+        <w:br/>
+      </w:r>
+      <w:r>
+        <w:rPr>
+          <w:rStyle w:val="VerbatimChar"/>
+          <w:color w:val="00BFFF"/>
         </w:rPr>
         <w:t xml:space="preserve">│  ═══════════════════════════════════════════════════════    │</w:t>
       </w:r>
       <w:r>
-        <w:br/>
-      </w:r>
-      <w:r>
-        <w:rPr>
-          <w:rStyle w:val="VerbatimChar"/>
+        <w:rPr>
+          <w:color w:val="00BFFF"/>
+        </w:rPr>
+        <w:br/>
+      </w:r>
+      <w:r>
+        <w:rPr>
+          <w:rStyle w:val="VerbatimChar"/>
+          <w:color w:val="00BFFF"/>
         </w:rPr>
         <w:t xml:space="preserve">│  Sky Blue to Orange gradient (3px)                         │</w:t>
       </w:r>
       <w:r>
-        <w:br/>
-      </w:r>
-      <w:r>
-        <w:rPr>
-          <w:rStyle w:val="VerbatimChar"/>
+        <w:rPr>
+          <w:color w:val="00BFFF"/>
+        </w:rPr>
+        <w:br/>
+      </w:r>
+      <w:r>
+        <w:rPr>
+          <w:rStyle w:val="VerbatimChar"/>
+          <w:color w:val="00BFFF"/>
         </w:rPr>
         <w:t xml:space="preserve">│                                                             │</w:t>
       </w:r>
       <w:r>
-        <w:br/>
-      </w:r>
-      <w:r>
-        <w:rPr>
-          <w:rStyle w:val="VerbatimChar"/>
+        <w:rPr>
+          <w:color w:val="00BFFF"/>
+        </w:rPr>
+        <w:br/>
+      </w:r>
+      <w:r>
+        <w:rPr>
+          <w:rStyle w:val="VerbatimChar"/>
+          <w:color w:val="00BFFF"/>
         </w:rPr>
         <w:t xml:space="preserve">│              PECH Group Holdings Ltd                       │</w:t>
       </w:r>
       <w:r>
-        <w:br/>
-      </w:r>
-      <w:r>
-        <w:rPr>
-          <w:rStyle w:val="VerbatimChar"/>
+        <w:rPr>
+          <w:color w:val="00BFFF"/>
+        </w:rPr>
+        <w:br/>
+      </w:r>
+      <w:r>
+        <w:rPr>
+          <w:rStyle w:val="VerbatimChar"/>
+          <w:color w:val="00BFFF"/>
         </w:rPr>
         <w:t xml:space="preserve">│              (Montserrat, 18pt, #333)                      │</w:t>
       </w:r>
       <w:r>
-        <w:br/>
-      </w:r>
-      <w:r>
-        <w:rPr>
-          <w:rStyle w:val="VerbatimChar"/>
+        <w:rPr>
+          <w:color w:val="00BFFF"/>
+        </w:rPr>
+        <w:br/>
+      </w:r>
+      <w:r>
+        <w:rPr>
+          <w:rStyle w:val="VerbatimChar"/>
+          <w:color w:val="00BFFF"/>
         </w:rPr>
         <w:t xml:space="preserve">│                                                             │</w:t>
       </w:r>
       <w:r>
-        <w:br/>
-      </w:r>
-      <w:r>
-        <w:rPr>
-          <w:rStyle w:val="VerbatimChar"/>
+        <w:rPr>
+          <w:color w:val="00BFFF"/>
+        </w:rPr>
+        <w:br/>
+      </w:r>
+      <w:r>
+        <w:rPr>
+          <w:rStyle w:val="VerbatimChar"/>
+          <w:color w:val="00BFFF"/>
         </w:rPr>
         <w:t xml:space="preserve">│  📞 +234 XXX XXX XXXX    ✉ info@pechgroupholdings.tech   │</w:t>
       </w:r>
       <w:r>
-        <w:br/>
-      </w:r>
-      <w:r>
-        <w:rPr>
-          <w:rStyle w:val="VerbatimChar"/>
+        <w:rPr>
+          <w:color w:val="00BFFF"/>
+        </w:rPr>
+        <w:br/>
+      </w:r>
+      <w:r>
+        <w:rPr>
+          <w:rStyle w:val="VerbatimChar"/>
+          <w:color w:val="00BFFF"/>
         </w:rPr>
         <w:t xml:space="preserve">│  🌐 www.pechgroupholdings.tech    📍 Lagos, Nigeria       │</w:t>
       </w:r>
       <w:r>
-        <w:br/>
-      </w:r>
-      <w:r>
-        <w:rPr>
-          <w:rStyle w:val="VerbatimChar"/>
+        <w:rPr>
+          <w:color w:val="00BFFF"/>
+        </w:rPr>
+        <w:br/>
+      </w:r>
+      <w:r>
+        <w:rPr>
+          <w:rStyle w:val="VerbatimChar"/>
+          <w:color w:val="00BFFF"/>
         </w:rPr>
         <w:t xml:space="preserve">│                                                             │</w:t>
       </w:r>
       <w:r>
-        <w:br/>
-      </w:r>
-      <w:r>
-        <w:rPr>
-          <w:rStyle w:val="VerbatimChar"/>
+        <w:rPr>
+          <w:color w:val="00BFFF"/>
+        </w:rPr>
+        <w:br/>
+      </w:r>
+      <w:r>
+        <w:rPr>
+          <w:rStyle w:val="VerbatimChar"/>
+          <w:color w:val="00BFFF"/>
         </w:rPr>
         <w:t xml:space="preserve">│  LinkedIn | Twitter/X | Instagram                          │</w:t>
       </w:r>
       <w:r>
-        <w:br/>
-      </w:r>
-      <w:r>
-        <w:rPr>
-          <w:rStyle w:val="VerbatimChar"/>
+        <w:rPr>
+          <w:color w:val="00BFFF"/>
+        </w:rPr>
+        <w:br/>
+      </w:r>
+      <w:r>
+        <w:rPr>
+          <w:rStyle w:val="VerbatimChar"/>
+          <w:color w:val="00BFFF"/>
         </w:rPr>
         <w:t xml:space="preserve">│  (Open Sans, 12pt, Dark Blue)                              │</w:t>
       </w:r>
       <w:r>
-        <w:br/>
-      </w:r>
-      <w:r>
-        <w:rPr>
-          <w:rStyle w:val="VerbatimChar"/>
+        <w:rPr>
+          <w:color w:val="00BFFF"/>
+        </w:rPr>
+        <w:br/>
+      </w:r>
+      <w:r>
+        <w:rPr>
+          <w:rStyle w:val="VerbatimChar"/>
+          <w:color w:val="00BFFF"/>
         </w:rPr>
         <w:t xml:space="preserve">│                                                             │</w:t>
       </w:r>
       <w:r>
-        <w:br/>
-      </w:r>
-      <w:r>
-        <w:rPr>
-          <w:rStyle w:val="VerbatimChar"/>
+        <w:rPr>
+          <w:color w:val="00BFFF"/>
+        </w:rPr>
+        <w:br/>
+      </w:r>
+      <w:r>
+        <w:rPr>
+          <w:rStyle w:val="VerbatimChar"/>
+          <w:color w:val="00BFFF"/>
         </w:rPr>
         <w:t xml:space="preserve">│  ▓▓▓▓▓▓▓▓▓▓▓▓▓▓▓▓▓▓▓▓▓▓▓▓▓▓▓▓▓▓▓▓▓▓▓▓▓▓▓▓▓▓▓▓▓▓▓▓▓▓▓  │</w:t>
       </w:r>
       <w:r>
-        <w:br/>
-      </w:r>
-      <w:r>
-        <w:rPr>
-          <w:rStyle w:val="VerbatimChar"/>
+        <w:rPr>
+          <w:color w:val="00BFFF"/>
+        </w:rPr>
+        <w:br/>
+      </w:r>
+      <w:r>
+        <w:rPr>
+          <w:rStyle w:val="VerbatimChar"/>
+          <w:color w:val="00BFFF"/>
         </w:rPr>
         <w:t xml:space="preserve">└─────────────────────────────────────────────────────────────┘</w:t>
       </w:r>
@@ -2285,8 +3368,16 @@
     <w:p>
       <w:pPr>
         <w:pStyle w:val="Heading3"/>
+        <w:rPr>
+          <w:color w:val="E08A00"/>
+        </w:rPr>
       </w:pPr>
       <w:r>
+        <w:rPr>
+          <w:b/>
+          <w:color w:val="E08A00"/>
+          <w:sz w:val="26"/>
+        </w:rPr>
         <w:t xml:space="preserve">Logo Placement Rules</w:t>
       </w:r>
     </w:p>
@@ -2296,6 +3387,14 @@
         <w:tblW w:type="pct" w:w="5000"/>
         <w:tblLook w:firstRow="1" w:lastRow="0" w:firstColumn="0" w:lastColumn="0" w:noHBand="0" w:noVBand="0" w:val="0020"/>
         <w:jc w:val="start"/>
+        <w:tblBorders>
+          <w:top w:val="single" w:sz="4" w:space="0" w:color="B0D4E8"/>
+          <w:left w:val="single" w:sz="4" w:space="0" w:color="B0D4E8"/>
+          <w:bottom w:val="single" w:sz="4" w:space="0" w:color="B0D4E8"/>
+          <w:right w:val="single" w:sz="4" w:space="0" w:color="B0D4E8"/>
+          <w:insideH w:val="single" w:sz="4" w:space="0" w:color="B0D4E8"/>
+          <w:insideV w:val="single" w:sz="4" w:space="0" w:color="B0D4E8"/>
+        </w:tblBorders>
       </w:tblPr>
       <w:tblGrid>
         <w:gridCol w:w="3960"/>
@@ -2306,25 +3405,39 @@
           <w:tblHeader w:val="true"/>
         </w:trPr>
         <w:tc>
-          <w:tcPr/>
-          <w:p>
-            <w:pPr>
-              <w:pStyle w:val="Compact"/>
-              <w:jc w:val="left"/>
-            </w:pPr>
-            <w:r>
+          <w:tcPr>
+            <w:shd w:fill="0099CC" w:val="clear"/>
+          </w:tcPr>
+          <w:p>
+            <w:pPr>
+              <w:pStyle w:val="Compact"/>
+              <w:jc w:val="left"/>
+            </w:pPr>
+            <w:r>
+              <w:rPr>
+                <w:b/>
+                <w:color w:val="FFFFFF"/>
+                <w:sz w:val="20"/>
+              </w:rPr>
               <w:t xml:space="preserve">Rule</w:t>
             </w:r>
           </w:p>
         </w:tc>
         <w:tc>
-          <w:tcPr/>
-          <w:p>
-            <w:pPr>
-              <w:pStyle w:val="Compact"/>
-              <w:jc w:val="left"/>
-            </w:pPr>
-            <w:r>
+          <w:tcPr>
+            <w:shd w:fill="0099CC" w:val="clear"/>
+          </w:tcPr>
+          <w:p>
+            <w:pPr>
+              <w:pStyle w:val="Compact"/>
+              <w:jc w:val="left"/>
+            </w:pPr>
+            <w:r>
+              <w:rPr>
+                <w:b/>
+                <w:color w:val="FFFFFF"/>
+                <w:sz w:val="20"/>
+              </w:rPr>
               <w:t xml:space="preserve">Specification</w:t>
             </w:r>
           </w:p>
@@ -2332,7 +3445,9 @@
       </w:tr>
       <w:tr>
         <w:tc>
-          <w:tcPr/>
+          <w:tcPr>
+            <w:shd w:fill="FFFFFF" w:val="clear"/>
+          </w:tcPr>
           <w:p>
             <w:pPr>
               <w:pStyle w:val="Compact"/>
@@ -2342,19 +3457,27 @@
               <w:rPr>
                 <w:bCs/>
                 <w:b/>
+                <w:color w:val="1A1A1A"/>
+                <w:sz w:val="19"/>
               </w:rPr>
               <w:t xml:space="preserve">Position:</w:t>
             </w:r>
           </w:p>
         </w:tc>
         <w:tc>
-          <w:tcPr/>
-          <w:p>
-            <w:pPr>
-              <w:pStyle w:val="Compact"/>
-              <w:jc w:val="left"/>
-            </w:pPr>
-            <w:r>
+          <w:tcPr>
+            <w:shd w:fill="FFFFFF" w:val="clear"/>
+          </w:tcPr>
+          <w:p>
+            <w:pPr>
+              <w:pStyle w:val="Compact"/>
+              <w:jc w:val="left"/>
+            </w:pPr>
+            <w:r>
+              <w:rPr>
+                <w:color w:val="1A1A1A"/>
+                <w:sz w:val="19"/>
+              </w:rPr>
               <w:t xml:space="preserve">Top-left corner (default) or top-right for special layouts</w:t>
             </w:r>
           </w:p>
@@ -2362,7 +3485,9 @@
       </w:tr>
       <w:tr>
         <w:tc>
-          <w:tcPr/>
+          <w:tcPr>
+            <w:shd w:fill="E8F8FF" w:val="clear"/>
+          </w:tcPr>
           <w:p>
             <w:pPr>
               <w:pStyle w:val="Compact"/>
@@ -2372,19 +3497,27 @@
               <w:rPr>
                 <w:bCs/>
                 <w:b/>
+                <w:color w:val="1A1A1A"/>
+                <w:sz w:val="19"/>
               </w:rPr>
               <w:t xml:space="preserve">Minimum Size:</w:t>
             </w:r>
           </w:p>
         </w:tc>
         <w:tc>
-          <w:tcPr/>
-          <w:p>
-            <w:pPr>
-              <w:pStyle w:val="Compact"/>
-              <w:jc w:val="left"/>
-            </w:pPr>
-            <w:r>
+          <w:tcPr>
+            <w:shd w:fill="E8F8FF" w:val="clear"/>
+          </w:tcPr>
+          <w:p>
+            <w:pPr>
+              <w:pStyle w:val="Compact"/>
+              <w:jc w:val="left"/>
+            </w:pPr>
+            <w:r>
+              <w:rPr>
+                <w:color w:val="1A1A1A"/>
+                <w:sz w:val="19"/>
+              </w:rPr>
               <w:t xml:space="preserve">30px height on content slides</w:t>
             </w:r>
           </w:p>
@@ -2392,7 +3525,9 @@
       </w:tr>
       <w:tr>
         <w:tc>
-          <w:tcPr/>
+          <w:tcPr>
+            <w:shd w:fill="FFFFFF" w:val="clear"/>
+          </w:tcPr>
           <w:p>
             <w:pPr>
               <w:pStyle w:val="Compact"/>
@@ -2402,19 +3537,27 @@
               <w:rPr>
                 <w:bCs/>
                 <w:b/>
+                <w:color w:val="1A1A1A"/>
+                <w:sz w:val="19"/>
               </w:rPr>
               <w:t xml:space="preserve">Maximum Size:</w:t>
             </w:r>
           </w:p>
         </w:tc>
         <w:tc>
-          <w:tcPr/>
-          <w:p>
-            <w:pPr>
-              <w:pStyle w:val="Compact"/>
-              <w:jc w:val="left"/>
-            </w:pPr>
-            <w:r>
+          <w:tcPr>
+            <w:shd w:fill="FFFFFF" w:val="clear"/>
+          </w:tcPr>
+          <w:p>
+            <w:pPr>
+              <w:pStyle w:val="Compact"/>
+              <w:jc w:val="left"/>
+            </w:pPr>
+            <w:r>
+              <w:rPr>
+                <w:color w:val="1A1A1A"/>
+                <w:sz w:val="19"/>
+              </w:rPr>
               <w:t xml:space="preserve">120px on title/closing slides</w:t>
             </w:r>
           </w:p>
@@ -2422,7 +3565,9 @@
       </w:tr>
       <w:tr>
         <w:tc>
-          <w:tcPr/>
+          <w:tcPr>
+            <w:shd w:fill="E8F8FF" w:val="clear"/>
+          </w:tcPr>
           <w:p>
             <w:pPr>
               <w:pStyle w:val="Compact"/>
@@ -2432,19 +3577,27 @@
               <w:rPr>
                 <w:bCs/>
                 <w:b/>
+                <w:color w:val="1A1A1A"/>
+                <w:sz w:val="19"/>
               </w:rPr>
               <w:t xml:space="preserve">Clear Space:</w:t>
             </w:r>
           </w:p>
         </w:tc>
         <w:tc>
-          <w:tcPr/>
-          <w:p>
-            <w:pPr>
-              <w:pStyle w:val="Compact"/>
-              <w:jc w:val="left"/>
-            </w:pPr>
-            <w:r>
+          <w:tcPr>
+            <w:shd w:fill="E8F8FF" w:val="clear"/>
+          </w:tcPr>
+          <w:p>
+            <w:pPr>
+              <w:pStyle w:val="Compact"/>
+              <w:jc w:val="left"/>
+            </w:pPr>
+            <w:r>
+              <w:rPr>
+                <w:color w:val="1A1A1A"/>
+                <w:sz w:val="19"/>
+              </w:rPr>
               <w:t xml:space="preserve">Minimum 10px padding on all sides</w:t>
             </w:r>
           </w:p>
@@ -2452,7 +3605,9 @@
       </w:tr>
       <w:tr>
         <w:tc>
-          <w:tcPr/>
+          <w:tcPr>
+            <w:shd w:fill="FFFFFF" w:val="clear"/>
+          </w:tcPr>
           <w:p>
             <w:pPr>
               <w:pStyle w:val="Compact"/>
@@ -2462,19 +3617,27 @@
               <w:rPr>
                 <w:bCs/>
                 <w:b/>
+                <w:color w:val="1A1A1A"/>
+                <w:sz w:val="19"/>
               </w:rPr>
               <w:t xml:space="preserve">On Dark Backgrounds:</w:t>
             </w:r>
           </w:p>
         </w:tc>
         <w:tc>
-          <w:tcPr/>
-          <w:p>
-            <w:pPr>
-              <w:pStyle w:val="Compact"/>
-              <w:jc w:val="left"/>
-            </w:pPr>
-            <w:r>
+          <w:tcPr>
+            <w:shd w:fill="FFFFFF" w:val="clear"/>
+          </w:tcPr>
+          <w:p>
+            <w:pPr>
+              <w:pStyle w:val="Compact"/>
+              <w:jc w:val="left"/>
+            </w:pPr>
+            <w:r>
+              <w:rPr>
+                <w:color w:val="1A1A1A"/>
+                <w:sz w:val="19"/>
+              </w:rPr>
               <w:t xml:space="preserve">Use white/light version of logo</w:t>
             </w:r>
           </w:p>
@@ -2482,7 +3645,9 @@
       </w:tr>
       <w:tr>
         <w:tc>
-          <w:tcPr/>
+          <w:tcPr>
+            <w:shd w:fill="E8F8FF" w:val="clear"/>
+          </w:tcPr>
           <w:p>
             <w:pPr>
               <w:pStyle w:val="Compact"/>
@@ -2492,19 +3657,27 @@
               <w:rPr>
                 <w:bCs/>
                 <w:b/>
+                <w:color w:val="1A1A1A"/>
+                <w:sz w:val="19"/>
               </w:rPr>
               <w:t xml:space="preserve">On Light Backgrounds:</w:t>
             </w:r>
           </w:p>
         </w:tc>
         <w:tc>
-          <w:tcPr/>
-          <w:p>
-            <w:pPr>
-              <w:pStyle w:val="Compact"/>
-              <w:jc w:val="left"/>
-            </w:pPr>
-            <w:r>
+          <w:tcPr>
+            <w:shd w:fill="E8F8FF" w:val="clear"/>
+          </w:tcPr>
+          <w:p>
+            <w:pPr>
+              <w:pStyle w:val="Compact"/>
+              <w:jc w:val="left"/>
+            </w:pPr>
+            <w:r>
+              <w:rPr>
+                <w:color w:val="1A1A1A"/>
+                <w:sz w:val="19"/>
+              </w:rPr>
               <w:t xml:space="preserve">Use full-color version of logo</w:t>
             </w:r>
           </w:p>
@@ -2523,8 +3696,16 @@
     <w:p>
       <w:pPr>
         <w:pStyle w:val="Heading3"/>
+        <w:rPr>
+          <w:color w:val="E08A00"/>
+        </w:rPr>
       </w:pPr>
       <w:r>
+        <w:rPr>
+          <w:b/>
+          <w:color w:val="E08A00"/>
+          <w:sz w:val="26"/>
+        </w:rPr>
         <w:t xml:space="preserve">Slide Transitions &amp; Animations</w:t>
       </w:r>
     </w:p>
@@ -2534,6 +3715,14 @@
         <w:tblW w:type="auto" w:w="0"/>
         <w:tblLook w:firstRow="1" w:lastRow="0" w:firstColumn="0" w:lastColumn="0" w:noHBand="0" w:noVBand="0" w:val="0020"/>
         <w:jc w:val="start"/>
+        <w:tblBorders>
+          <w:top w:val="single" w:sz="4" w:space="0" w:color="B0D4E8"/>
+          <w:left w:val="single" w:sz="4" w:space="0" w:color="B0D4E8"/>
+          <w:bottom w:val="single" w:sz="4" w:space="0" w:color="B0D4E8"/>
+          <w:right w:val="single" w:sz="4" w:space="0" w:color="B0D4E8"/>
+          <w:insideH w:val="single" w:sz="4" w:space="0" w:color="B0D4E8"/>
+          <w:insideV w:val="single" w:sz="4" w:space="0" w:color="B0D4E8"/>
+        </w:tblBorders>
       </w:tblPr>
       <w:tblGrid>
         <w:gridCol w:w="3960"/>
@@ -2544,25 +3733,39 @@
           <w:tblHeader w:val="true"/>
         </w:trPr>
         <w:tc>
-          <w:tcPr/>
-          <w:p>
-            <w:pPr>
-              <w:pStyle w:val="Compact"/>
-              <w:jc w:val="left"/>
-            </w:pPr>
-            <w:r>
+          <w:tcPr>
+            <w:shd w:fill="0099CC" w:val="clear"/>
+          </w:tcPr>
+          <w:p>
+            <w:pPr>
+              <w:pStyle w:val="Compact"/>
+              <w:jc w:val="left"/>
+            </w:pPr>
+            <w:r>
+              <w:rPr>
+                <w:b/>
+                <w:color w:val="FFFFFF"/>
+                <w:sz w:val="20"/>
+              </w:rPr>
               <w:t xml:space="preserve">Element</w:t>
             </w:r>
           </w:p>
         </w:tc>
         <w:tc>
-          <w:tcPr/>
-          <w:p>
-            <w:pPr>
-              <w:pStyle w:val="Compact"/>
-              <w:jc w:val="left"/>
-            </w:pPr>
-            <w:r>
+          <w:tcPr>
+            <w:shd w:fill="0099CC" w:val="clear"/>
+          </w:tcPr>
+          <w:p>
+            <w:pPr>
+              <w:pStyle w:val="Compact"/>
+              <w:jc w:val="left"/>
+            </w:pPr>
+            <w:r>
+              <w:rPr>
+                <w:b/>
+                <w:color w:val="FFFFFF"/>
+                <w:sz w:val="20"/>
+              </w:rPr>
               <w:t xml:space="preserve">Animation</w:t>
             </w:r>
           </w:p>
@@ -2570,7 +3773,9 @@
       </w:tr>
       <w:tr>
         <w:tc>
-          <w:tcPr/>
+          <w:tcPr>
+            <w:shd w:fill="FFFFFF" w:val="clear"/>
+          </w:tcPr>
           <w:p>
             <w:pPr>
               <w:pStyle w:val="Compact"/>
@@ -2580,19 +3785,27 @@
               <w:rPr>
                 <w:bCs/>
                 <w:b/>
+                <w:color w:val="1A1A1A"/>
+                <w:sz w:val="19"/>
               </w:rPr>
               <w:t xml:space="preserve">Slide Transition:</w:t>
             </w:r>
           </w:p>
         </w:tc>
         <w:tc>
-          <w:tcPr/>
-          <w:p>
-            <w:pPr>
-              <w:pStyle w:val="Compact"/>
-              <w:jc w:val="left"/>
-            </w:pPr>
-            <w:r>
+          <w:tcPr>
+            <w:shd w:fill="FFFFFF" w:val="clear"/>
+          </w:tcPr>
+          <w:p>
+            <w:pPr>
+              <w:pStyle w:val="Compact"/>
+              <w:jc w:val="left"/>
+            </w:pPr>
+            <w:r>
+              <w:rPr>
+                <w:color w:val="1A1A1A"/>
+                <w:sz w:val="19"/>
+              </w:rPr>
               <w:t xml:space="preserve">Fade, 0.5s duration</w:t>
             </w:r>
           </w:p>
@@ -2600,7 +3813,9 @@
       </w:tr>
       <w:tr>
         <w:tc>
-          <w:tcPr/>
+          <w:tcPr>
+            <w:shd w:fill="E8F8FF" w:val="clear"/>
+          </w:tcPr>
           <w:p>
             <w:pPr>
               <w:pStyle w:val="Compact"/>
@@ -2610,19 +3825,27 @@
               <w:rPr>
                 <w:bCs/>
                 <w:b/>
+                <w:color w:val="1A1A1A"/>
+                <w:sz w:val="19"/>
               </w:rPr>
               <w:t xml:space="preserve">Title Entry:</w:t>
             </w:r>
           </w:p>
         </w:tc>
         <w:tc>
-          <w:tcPr/>
-          <w:p>
-            <w:pPr>
-              <w:pStyle w:val="Compact"/>
-              <w:jc w:val="left"/>
-            </w:pPr>
-            <w:r>
+          <w:tcPr>
+            <w:shd w:fill="E8F8FF" w:val="clear"/>
+          </w:tcPr>
+          <w:p>
+            <w:pPr>
+              <w:pStyle w:val="Compact"/>
+              <w:jc w:val="left"/>
+            </w:pPr>
+            <w:r>
+              <w:rPr>
+                <w:color w:val="1A1A1A"/>
+                <w:sz w:val="19"/>
+              </w:rPr>
               <w:t xml:space="preserve">Fade in from bottom, 0.3s</w:t>
             </w:r>
           </w:p>
@@ -2630,7 +3853,9 @@
       </w:tr>
       <w:tr>
         <w:tc>
-          <w:tcPr/>
+          <w:tcPr>
+            <w:shd w:fill="FFFFFF" w:val="clear"/>
+          </w:tcPr>
           <w:p>
             <w:pPr>
               <w:pStyle w:val="Compact"/>
@@ -2640,19 +3865,27 @@
               <w:rPr>
                 <w:bCs/>
                 <w:b/>
+                <w:color w:val="1A1A1A"/>
+                <w:sz w:val="19"/>
               </w:rPr>
               <w:t xml:space="preserve">Bullet Points:</w:t>
             </w:r>
           </w:p>
         </w:tc>
         <w:tc>
-          <w:tcPr/>
-          <w:p>
-            <w:pPr>
-              <w:pStyle w:val="Compact"/>
-              <w:jc w:val="left"/>
-            </w:pPr>
-            <w:r>
+          <w:tcPr>
+            <w:shd w:fill="FFFFFF" w:val="clear"/>
+          </w:tcPr>
+          <w:p>
+            <w:pPr>
+              <w:pStyle w:val="Compact"/>
+              <w:jc w:val="left"/>
+            </w:pPr>
+            <w:r>
+              <w:rPr>
+                <w:color w:val="1A1A1A"/>
+                <w:sz w:val="19"/>
+              </w:rPr>
               <w:t xml:space="preserve">Appear on click, fade in, 0.2s each</w:t>
             </w:r>
           </w:p>
@@ -2660,7 +3893,9 @@
       </w:tr>
       <w:tr>
         <w:tc>
-          <w:tcPr/>
+          <w:tcPr>
+            <w:shd w:fill="E8F8FF" w:val="clear"/>
+          </w:tcPr>
           <w:p>
             <w:pPr>
               <w:pStyle w:val="Compact"/>
@@ -2670,19 +3905,27 @@
               <w:rPr>
                 <w:bCs/>
                 <w:b/>
+                <w:color w:val="1A1A1A"/>
+                <w:sz w:val="19"/>
               </w:rPr>
               <w:t xml:space="preserve">Charts/Images:</w:t>
             </w:r>
           </w:p>
         </w:tc>
         <w:tc>
-          <w:tcPr/>
-          <w:p>
-            <w:pPr>
-              <w:pStyle w:val="Compact"/>
-              <w:jc w:val="left"/>
-            </w:pPr>
-            <w:r>
+          <w:tcPr>
+            <w:shd w:fill="E8F8FF" w:val="clear"/>
+          </w:tcPr>
+          <w:p>
+            <w:pPr>
+              <w:pStyle w:val="Compact"/>
+              <w:jc w:val="left"/>
+            </w:pPr>
+            <w:r>
+              <w:rPr>
+                <w:color w:val="1A1A1A"/>
+                <w:sz w:val="19"/>
+              </w:rPr>
               <w:t xml:space="preserve">Fade in, 0.4s</w:t>
             </w:r>
           </w:p>
@@ -2690,7 +3933,9 @@
       </w:tr>
       <w:tr>
         <w:tc>
-          <w:tcPr/>
+          <w:tcPr>
+            <w:shd w:fill="FFFFFF" w:val="clear"/>
+          </w:tcPr>
           <w:p>
             <w:pPr>
               <w:pStyle w:val="Compact"/>
@@ -2700,19 +3945,27 @@
               <w:rPr>
                 <w:bCs/>
                 <w:b/>
+                <w:color w:val="1A1A1A"/>
+                <w:sz w:val="19"/>
               </w:rPr>
               <w:t xml:space="preserve">Avoid:</w:t>
             </w:r>
           </w:p>
         </w:tc>
         <w:tc>
-          <w:tcPr/>
-          <w:p>
-            <w:pPr>
-              <w:pStyle w:val="Compact"/>
-              <w:jc w:val="left"/>
-            </w:pPr>
-            <w:r>
+          <w:tcPr>
+            <w:shd w:fill="FFFFFF" w:val="clear"/>
+          </w:tcPr>
+          <w:p>
+            <w:pPr>
+              <w:pStyle w:val="Compact"/>
+              <w:jc w:val="left"/>
+            </w:pPr>
+            <w:r>
+              <w:rPr>
+                <w:color w:val="1A1A1A"/>
+                <w:sz w:val="19"/>
+              </w:rPr>
               <w:t xml:space="preserve">Spinning, bouncing, fly-in, or flashy animations</w:t>
             </w:r>
           </w:p>
@@ -2765,6 +4018,29 @@
         <w:right w:val="single" w:sz="18" w:space="24" w:color="E08A00"/>
       </w:pgBorders>
     </w:sectPr>
+    <w:p>
+      <w:pPr>
+        <w:pBdr>
+          <w:top w:val="single" w:sz="36" w:space="1" w:color="F5A623"/>
+          <w:bottom w:val="single" w:sz="12" w:space="0" w:color="00BFFF"/>
+        </w:pBdr>
+        <w:spacing w:before="300" w:after="0"/>
+      </w:pPr>
+    </w:p>
+    <w:p>
+      <w:pPr>
+        <w:jc w:val="center"/>
+        <w:spacing w:before="60" w:after="0"/>
+      </w:pPr>
+      <w:r>
+        <w:rPr>
+          <w:color w:val="0099CC"/>
+          <w:sz w:val="16"/>
+          <w:szCs w:val="16"/>
+        </w:rPr>
+        <w:t xml:space="preserve">PECH Group Holdings Ltd  |  Lagos, Nigeria  |  pechgroupholdings.tech</w:t>
+      </w:r>
+    </w:p>
   </w:body>
 </w:document>
 </file>
